--- a/prosedurler/EMS.DP.PRO.08.02. Shipment and Dispatch Procedure.docx
+++ b/prosedurler/EMS.DP.PRO.08.02. Shipment and Dispatch Procedure.docx
@@ -2790,69 +2790,6 @@
                 <w:color w:val="000000"/>
                 <w:lang w:val="en-GB" w:eastAsia="en-GB"/>
               </w:rPr>
-              <w:drawing>
-                <wp:anchor distT="0" distB="0" distL="114300" distR="114300" simplePos="0" relativeHeight="251658240" behindDoc="0" locked="0" layoutInCell="1" allowOverlap="1" wp14:anchorId="168E1990" wp14:editId="230A926C">
-                  <wp:simplePos x="0" y="0"/>
-                  <wp:positionH relativeFrom="column">
-                    <wp:posOffset>-143510</wp:posOffset>
-                  </wp:positionH>
-                  <wp:positionV relativeFrom="paragraph">
-                    <wp:posOffset>153670</wp:posOffset>
-                  </wp:positionV>
-                  <wp:extent cx="1569720" cy="1046480"/>
-                  <wp:effectExtent l="0" t="0" r="0" b="0"/>
-                  <wp:wrapNone/>
-                  <wp:docPr id="1968470152" name="Resim 1"/>
-                  <wp:cNvGraphicFramePr>
-                    <a:graphicFrameLocks xmlns:a="http://schemas.openxmlformats.org/drawingml/2006/main" noChangeAspect="1"/>
-                  </wp:cNvGraphicFramePr>
-                  <a:graphic xmlns:a="http://schemas.openxmlformats.org/drawingml/2006/main">
-                    <a:graphicData uri="http://schemas.openxmlformats.org/drawingml/2006/picture">
-                      <pic:pic xmlns:pic="http://schemas.openxmlformats.org/drawingml/2006/picture">
-                        <pic:nvPicPr>
-                          <pic:cNvPr id="1968470152" name="Resim 1968470152"/>
-                          <pic:cNvPicPr/>
-                        </pic:nvPicPr>
-                        <pic:blipFill>
-                          <a:blip r:embed="rId9" cstate="print">
-                            <a:extLst>
-                              <a:ext uri="{28A0092B-C50C-407E-A947-70E740481C1C}">
-                                <a14:useLocalDpi xmlns:a14="http://schemas.microsoft.com/office/drawing/2010/main" val="0"/>
-                              </a:ext>
-                            </a:extLst>
-                          </a:blip>
-                          <a:stretch>
-                            <a:fillRect/>
-                          </a:stretch>
-                        </pic:blipFill>
-                        <pic:spPr>
-                          <a:xfrm>
-                            <a:off x="0" y="0"/>
-                            <a:ext cx="1569720" cy="1046480"/>
-                          </a:xfrm>
-                          <a:prstGeom prst="rect">
-                            <a:avLst/>
-                          </a:prstGeom>
-                        </pic:spPr>
-                      </pic:pic>
-                    </a:graphicData>
-                  </a:graphic>
-                  <wp14:sizeRelH relativeFrom="page">
-                    <wp14:pctWidth>0</wp14:pctWidth>
-                  </wp14:sizeRelH>
-                  <wp14:sizeRelV relativeFrom="page">
-                    <wp14:pctHeight>0</wp14:pctHeight>
-                  </wp14:sizeRelV>
-                </wp:anchor>
-              </w:drawing>
-            </w:r>
-            <w:r>
-              <w:rPr>
-                <w:rFonts w:ascii="Calibri" w:eastAsia="Times New Roman" w:hAnsi="Calibri" w:cs="Calibri"/>
-                <w:noProof/>
-                <w:color w:val="000000"/>
-                <w:lang w:val="en-GB" w:eastAsia="en-GB"/>
-              </w:rPr>
               <w:t>Kalite Güvence Müdürü</w:t>
             </w:r>
           </w:p>
@@ -2892,7 +2829,7 @@
                 <w:szCs w:val="18"/>
                 <w:lang w:val="en-GB" w:eastAsia="en-GB"/>
               </w:rPr>
-              <w:t>ABDULLAH BAYDOGAN</w:t>
+              <w:t>ABDULLAH BAYDOĞAN</w:t>
             </w:r>
           </w:p>
         </w:tc>
@@ -3058,7 +2995,7 @@
               <w:bottom w:val="single" w:sz="4" w:space="0" w:color="auto"/>
               <w:right w:val="single" w:sz="4" w:space="0" w:color="auto"/>
             </w:tcBorders>
-            <w:vAlign w:val="bottom"/>
+            <w:vAlign w:val="center"/>
           </w:tcPr>
           <w:p>
             <w:pPr>
@@ -3070,6 +3007,43 @@
                 <w:lang w:val="en-GB" w:eastAsia="en-GB"/>
               </w:rPr>
             </w:pPr>
+            <w:r>
+              <w:drawing>
+                <wp:inline distT="0" distB="0" distL="0" distR="0">
+                  <wp:extent cx="659218" cy="566928"/>
+                  <wp:effectExtent l="0" t="0" r="0" b="0"/>
+                  <wp:docPr id="900102" name="Imza Ali Kaan Genc"/>
+                  <wp:cNvGraphicFramePr>
+                    <a:graphicFrameLocks xmlns:a="http://schemas.openxmlformats.org/drawingml/2006/main" noChangeAspect="1"/>
+                  </wp:cNvGraphicFramePr>
+                  <a:graphic xmlns:a="http://schemas.openxmlformats.org/drawingml/2006/main">
+                    <a:graphicData uri="http://schemas.openxmlformats.org/drawingml/2006/picture">
+                      <pic:pic xmlns:pic="http://schemas.openxmlformats.org/drawingml/2006/picture">
+                        <pic:nvPicPr>
+                          <pic:cNvPr id="900102" name="Imza Ali Kaan Genc"/>
+                          <pic:cNvPicPr/>
+                        </pic:nvPicPr>
+                        <pic:blipFill>
+                          <a:blip r:embed="sigAliKaan"/>
+                          <a:stretch>
+                            <a:fillRect/>
+                          </a:stretch>
+                        </pic:blipFill>
+                        <pic:spPr>
+                          <a:xfrm>
+                            <a:off x="0" y="0"/>
+                            <a:ext cx="659218" cy="566928"/>
+                          </a:xfrm>
+                          <a:prstGeom prst="rect">
+                            <a:avLst/>
+                          </a:prstGeom>
+                        </pic:spPr>
+                      </pic:pic>
+                    </a:graphicData>
+                  </a:graphic>
+                </wp:inline>
+              </w:drawing>
+            </w:r>
           </w:p>
         </w:tc>
         <w:tc>
@@ -3106,7 +3080,7 @@
               <w:bottom w:val="single" w:sz="4" w:space="0" w:color="auto"/>
               <w:right w:val="single" w:sz="4" w:space="0" w:color="auto"/>
             </w:tcBorders>
-            <w:vAlign w:val="bottom"/>
+            <w:vAlign w:val="center"/>
           </w:tcPr>
           <w:p>
             <w:pPr>
@@ -3118,6 +3092,43 @@
                 <w:lang w:val="en-GB" w:eastAsia="en-GB"/>
               </w:rPr>
             </w:pPr>
+            <w:r>
+              <w:drawing>
+                <wp:inline distT="0" distB="0" distL="0" distR="0">
+                  <wp:extent cx="850392" cy="566928"/>
+                  <wp:effectExtent l="0" t="0" r="0" b="0"/>
+                  <wp:docPr id="900104" name="Imza Abdullah Baydogan"/>
+                  <wp:cNvGraphicFramePr>
+                    <a:graphicFrameLocks xmlns:a="http://schemas.openxmlformats.org/drawingml/2006/main" noChangeAspect="1"/>
+                  </wp:cNvGraphicFramePr>
+                  <a:graphic xmlns:a="http://schemas.openxmlformats.org/drawingml/2006/main">
+                    <a:graphicData uri="http://schemas.openxmlformats.org/drawingml/2006/picture">
+                      <pic:pic xmlns:pic="http://schemas.openxmlformats.org/drawingml/2006/picture">
+                        <pic:nvPicPr>
+                          <pic:cNvPr id="900104" name="Imza Abdullah Baydogan"/>
+                          <pic:cNvPicPr/>
+                        </pic:nvPicPr>
+                        <pic:blipFill>
+                          <a:blip r:embed="rId9"/>
+                          <a:stretch>
+                            <a:fillRect/>
+                          </a:stretch>
+                        </pic:blipFill>
+                        <pic:spPr>
+                          <a:xfrm>
+                            <a:off x="0" y="0"/>
+                            <a:ext cx="850392" cy="566928"/>
+                          </a:xfrm>
+                          <a:prstGeom prst="rect">
+                            <a:avLst/>
+                          </a:prstGeom>
+                        </pic:spPr>
+                      </pic:pic>
+                    </a:graphicData>
+                  </a:graphic>
+                </wp:inline>
+              </w:drawing>
+            </w:r>
           </w:p>
         </w:tc>
         <w:tc>
@@ -3154,7 +3165,7 @@
               <w:bottom w:val="single" w:sz="4" w:space="0" w:color="auto"/>
               <w:right w:val="single" w:sz="4" w:space="0" w:color="auto"/>
             </w:tcBorders>
-            <w:vAlign w:val="bottom"/>
+            <w:vAlign w:val="center"/>
           </w:tcPr>
           <w:p>
             <w:pPr>
@@ -3166,6 +3177,43 @@
                 <w:lang w:val="en-GB" w:eastAsia="en-GB"/>
               </w:rPr>
             </w:pPr>
+            <w:r>
+              <w:drawing>
+                <wp:inline distT="0" distB="0" distL="0" distR="0">
+                  <wp:extent cx="944879" cy="566928"/>
+                  <wp:effectExtent l="0" t="0" r="0" b="0"/>
+                  <wp:docPr id="900106" name="Imza Fatih Salbars"/>
+                  <wp:cNvGraphicFramePr>
+                    <a:graphicFrameLocks xmlns:a="http://schemas.openxmlformats.org/drawingml/2006/main" noChangeAspect="1"/>
+                  </wp:cNvGraphicFramePr>
+                  <a:graphic xmlns:a="http://schemas.openxmlformats.org/drawingml/2006/main">
+                    <a:graphicData uri="http://schemas.openxmlformats.org/drawingml/2006/picture">
+                      <pic:pic xmlns:pic="http://schemas.openxmlformats.org/drawingml/2006/picture">
+                        <pic:nvPicPr>
+                          <pic:cNvPr id="900106" name="Imza Fatih Salbars"/>
+                          <pic:cNvPicPr/>
+                        </pic:nvPicPr>
+                        <pic:blipFill>
+                          <a:blip r:embed="sigFatih"/>
+                          <a:stretch>
+                            <a:fillRect/>
+                          </a:stretch>
+                        </pic:blipFill>
+                        <pic:spPr>
+                          <a:xfrm>
+                            <a:off x="0" y="0"/>
+                            <a:ext cx="944879" cy="566928"/>
+                          </a:xfrm>
+                          <a:prstGeom prst="rect">
+                            <a:avLst/>
+                          </a:prstGeom>
+                        </pic:spPr>
+                      </pic:pic>
+                    </a:graphicData>
+                  </a:graphic>
+                </wp:inline>
+              </w:drawing>
+            </w:r>
           </w:p>
         </w:tc>
       </w:tr>

--- a/prosedurler/EMS.DP.PRO.08.02. Shipment and Dispatch Procedure.docx
+++ b/prosedurler/EMS.DP.PRO.08.02. Shipment and Dispatch Procedure.docx
@@ -32,7 +32,7 @@
           <w:sz w:val="24"/>
           <w:szCs w:val="24"/>
         </w:rPr>
-        <w:t xml:space="preserve">This procedure defines how finished goods are prepared, checked, documented, loaded and dispatched to customers at Eroglu Knitting (EMS), so that the correct products are delivered in the correct quantity, packaging and condition, on time and securely.</w:t>
+        <w:t xml:space="preserve">This procedure defines how finished goods are prepared, checked, documented, loaded and dispatched to customers at Eroglu Knitting (EMS), so that the correct products are delivered in the correct quantity, packaging and condition, on time and securely. It also defines storage and first-in-first-out control in the finished goods warehouse, shipment documents, seal control and post-shipment traceability records.</w:t>
       </w:r>
     </w:p>
     <w:p>
@@ -73,7 +73,7 @@
           <w:sz w:val="24"/>
           <w:szCs w:val="24"/>
         </w:rPr>
-        <w:t xml:space="preserve">This procedure covers all shipments of finished goods to customers (export and local), shipments to and from subcontractors and returns, by container, truck or courier. Loading security is covered by EMS.İD.PRO.03.05.</w:t>
+        <w:t xml:space="preserve">This procedure covers all shipments of finished goods to customers (export and local), shipments to and from subcontractors and returns, by container, truck or courier. It starts with the receipt of released goods in the finished goods warehouse and ends with the post-shipment record. Loading security is covered by EMS.İD.PRO.03.05.</w:t>
       </w:r>
     </w:p>
     <w:p>
@@ -132,7 +132,7 @@
           <w:sz w:val="24"/>
           <w:szCs w:val="24"/>
         </w:rPr>
-        <w:t xml:space="preserve"> Plans shipments, books transport, coordinates loading and ensures that the procedure is applied.</w:t>
+        <w:t xml:space="preserve"> Plans shipments, books transport, coordinates loading, ensures that the procedure is applied and reports the shipment indicators.</w:t>
       </w:r>
     </w:p>
     <w:p>
@@ -166,7 +166,7 @@
           <w:sz w:val="24"/>
           <w:szCs w:val="24"/>
         </w:rPr>
-        <w:t xml:space="preserve"> Prepare the packing list, check cartons and load the goods according to the loading plan.</w:t>
+        <w:t xml:space="preserve"> Prepare the packing list, check cartons and load the goods according to the loading plan; keep the shipping release and traceability records.</w:t>
       </w:r>
     </w:p>
     <w:p>
@@ -192,15 +192,15 @@
           <w:sz w:val="24"/>
           <w:szCs w:val="24"/>
         </w:rPr>
-        <w:t xml:space="preserve">Quality Assurance:</w:t>
-      </w:r>
-      <w:r>
-        <w:rPr>
-          <w:rFonts w:ascii="Calibri" w:hAnsi="Calibri" w:cs="Arial"/>
-          <w:sz w:val="24"/>
-          <w:szCs w:val="24"/>
-        </w:rPr>
-        <w:t xml:space="preserve"> Carries out the final inspection and releases the shipment; coordinates customer or third-party inspections.</w:t>
+        <w:t xml:space="preserve">Finished Goods Warehouse Operators:</w:t>
+      </w:r>
+      <w:r>
+        <w:rPr>
+          <w:rFonts w:ascii="Calibri" w:hAnsi="Calibri" w:cs="Arial"/>
+          <w:sz w:val="24"/>
+          <w:szCs w:val="24"/>
+        </w:rPr>
+        <w:t xml:space="preserve"> Receive released goods, store them by order, batch and lot, apply FIFO and carry out the periodic warehouse inspection.</w:t>
       </w:r>
     </w:p>
     <w:p>
@@ -226,15 +226,15 @@
           <w:sz w:val="24"/>
           <w:szCs w:val="24"/>
         </w:rPr>
-        <w:t xml:space="preserve">Export / Customs Officer:</w:t>
-      </w:r>
-      <w:r>
-        <w:rPr>
-          <w:rFonts w:ascii="Calibri" w:hAnsi="Calibri" w:cs="Arial"/>
-          <w:sz w:val="24"/>
-          <w:szCs w:val="24"/>
-        </w:rPr>
-        <w:t xml:space="preserve"> Prepares export and customs documents and shares shipping documents with the customer and forwarder.</w:t>
+        <w:t xml:space="preserve">Quality Assurance:</w:t>
+      </w:r>
+      <w:r>
+        <w:rPr>
+          <w:rFonts w:ascii="Calibri" w:hAnsi="Calibri" w:cs="Arial"/>
+          <w:sz w:val="24"/>
+          <w:szCs w:val="24"/>
+        </w:rPr>
+        <w:t xml:space="preserve"> Carries out the final inspection and releases the shipment; coordinates customer or third-party inspections and decides on nonconforming lots.</w:t>
       </w:r>
     </w:p>
     <w:p>
@@ -260,6 +260,40 @@
           <w:sz w:val="24"/>
           <w:szCs w:val="24"/>
         </w:rPr>
+        <w:t xml:space="preserve">Export / Customs Officer:</w:t>
+      </w:r>
+      <w:r>
+        <w:rPr>
+          <w:rFonts w:ascii="Calibri" w:hAnsi="Calibri" w:cs="Arial"/>
+          <w:sz w:val="24"/>
+          <w:szCs w:val="24"/>
+        </w:rPr>
+        <w:t xml:space="preserve"> Prepares export and customs documents and shares shipping documents with the customer and forwarder.</w:t>
+      </w:r>
+    </w:p>
+    <w:p>
+      <w:pPr>
+        <w:pStyle w:val="ListeParagraf"/>
+        <w:spacing w:after="80"/>
+        <w:ind w:left="709" w:right="0"/>
+        <w:jc w:val="both"/>
+      </w:pPr>
+      <w:r>
+        <w:rPr>
+          <w:rFonts w:ascii="Calibri" w:hAnsi="Calibri" w:cs="Arial"/>
+          <w:sz w:val="24"/>
+          <w:szCs w:val="24"/>
+        </w:rPr>
+        <w:t xml:space="preserve">• </w:t>
+      </w:r>
+      <w:r>
+        <w:rPr>
+          <w:rFonts w:ascii="Calibri" w:hAnsi="Calibri" w:cs="Arial"/>
+          <w:b/>
+          <w:bCs/>
+          <w:sz w:val="24"/>
+          <w:szCs w:val="24"/>
+        </w:rPr>
         <w:t xml:space="preserve">Security:</w:t>
       </w:r>
       <w:r>
@@ -269,6 +303,40 @@
           <w:szCs w:val="24"/>
         </w:rPr>
         <w:t xml:space="preserve"> Applies vehicle, container and seal controls according to EMS.İD.PRO.03.05. and EMS.QA.PRO.02.04.</w:t>
+      </w:r>
+    </w:p>
+    <w:p>
+      <w:pPr>
+        <w:pStyle w:val="ListeParagraf"/>
+        <w:spacing w:after="80"/>
+        <w:ind w:left="709" w:right="0"/>
+        <w:jc w:val="both"/>
+      </w:pPr>
+      <w:r>
+        <w:rPr>
+          <w:rFonts w:ascii="Calibri" w:hAnsi="Calibri" w:cs="Arial"/>
+          <w:sz w:val="24"/>
+          <w:szCs w:val="24"/>
+        </w:rPr>
+        <w:t xml:space="preserve">• </w:t>
+      </w:r>
+      <w:r>
+        <w:rPr>
+          <w:rFonts w:ascii="Calibri" w:hAnsi="Calibri" w:cs="Arial"/>
+          <w:b/>
+          <w:bCs/>
+          <w:sz w:val="24"/>
+          <w:szCs w:val="24"/>
+        </w:rPr>
+        <w:t xml:space="preserve">Merchandising:</w:t>
+      </w:r>
+      <w:r>
+        <w:rPr>
+          <w:rFonts w:ascii="Calibri" w:hAnsi="Calibri" w:cs="Arial"/>
+          <w:sz w:val="24"/>
+          <w:szCs w:val="24"/>
+        </w:rPr>
+        <w:t xml:space="preserve"> Confirms delivery dates, customer shipping instructions and the documents required by each customer.</w:t>
       </w:r>
     </w:p>
     <w:p>
@@ -405,6 +473,142 @@
         <w:ind w:left="709" w:right="0"/>
         <w:jc w:val="both"/>
       </w:pPr>
+      <w:r>
+        <w:rPr>
+          <w:rFonts w:ascii="Calibri" w:hAnsi="Calibri" w:cs="Arial"/>
+          <w:sz w:val="24"/>
+          <w:szCs w:val="24"/>
+        </w:rPr>
+        <w:t xml:space="preserve">• </w:t>
+      </w:r>
+      <w:r>
+        <w:rPr>
+          <w:rFonts w:ascii="Calibri" w:hAnsi="Calibri" w:cs="Arial"/>
+          <w:b/>
+          <w:bCs/>
+          <w:sz w:val="24"/>
+          <w:szCs w:val="24"/>
+        </w:rPr>
+        <w:t xml:space="preserve">FIFO (First In, First Out):</w:t>
+      </w:r>
+      <w:r>
+        <w:rPr>
+          <w:rFonts w:ascii="Calibri" w:hAnsi="Calibri" w:cs="Arial"/>
+          <w:sz w:val="24"/>
+          <w:szCs w:val="24"/>
+        </w:rPr>
+        <w:t xml:space="preserve"> Storage and dispatch in date order; the older lot is shipped before the newer lot of the same order.</w:t>
+      </w:r>
+    </w:p>
+    <w:p>
+      <w:pPr>
+        <w:pStyle w:val="ListeParagraf"/>
+        <w:spacing w:after="80"/>
+        <w:ind w:left="709" w:right="0"/>
+        <w:jc w:val="both"/>
+      </w:pPr>
+      <w:r>
+        <w:rPr>
+          <w:rFonts w:ascii="Calibri" w:hAnsi="Calibri" w:cs="Arial"/>
+          <w:sz w:val="24"/>
+          <w:szCs w:val="24"/>
+        </w:rPr>
+        <w:t xml:space="preserve">• </w:t>
+      </w:r>
+      <w:r>
+        <w:rPr>
+          <w:rFonts w:ascii="Calibri" w:hAnsi="Calibri" w:cs="Arial"/>
+          <w:b/>
+          <w:bCs/>
+          <w:sz w:val="24"/>
+          <w:szCs w:val="24"/>
+        </w:rPr>
+        <w:t xml:space="preserve">Seven-Point Inspection:</w:t>
+      </w:r>
+      <w:r>
+        <w:rPr>
+          <w:rFonts w:ascii="Calibri" w:hAnsi="Calibri" w:cs="Arial"/>
+          <w:sz w:val="24"/>
+          <w:szCs w:val="24"/>
+        </w:rPr>
+        <w:t xml:space="preserve"> The inspection of the container or truck front wall, left side, right side, floor, ceiling/roof, inside/outside doors and outside/undercarriage.</w:t>
+      </w:r>
+    </w:p>
+    <w:p>
+      <w:pPr>
+        <w:pStyle w:val="ListeParagraf"/>
+        <w:spacing w:after="80"/>
+        <w:ind w:left="709" w:right="0"/>
+        <w:jc w:val="both"/>
+      </w:pPr>
+      <w:r>
+        <w:rPr>
+          <w:rFonts w:ascii="Calibri" w:hAnsi="Calibri" w:cs="Arial"/>
+          <w:sz w:val="24"/>
+          <w:szCs w:val="24"/>
+        </w:rPr>
+        <w:t xml:space="preserve">• </w:t>
+      </w:r>
+      <w:r>
+        <w:rPr>
+          <w:rFonts w:ascii="Calibri" w:hAnsi="Calibri" w:cs="Arial"/>
+          <w:b/>
+          <w:bCs/>
+          <w:sz w:val="24"/>
+          <w:szCs w:val="24"/>
+        </w:rPr>
+        <w:t xml:space="preserve">Seal:</w:t>
+      </w:r>
+      <w:r>
+        <w:rPr>
+          <w:rFonts w:ascii="Calibri" w:hAnsi="Calibri" w:cs="Arial"/>
+          <w:sz w:val="24"/>
+          <w:szCs w:val="24"/>
+        </w:rPr>
+        <w:t xml:space="preserve"> A numbered, tamper-evident high-security seal, compliant with ISO 17712, applied after loading.</w:t>
+      </w:r>
+    </w:p>
+    <w:p>
+      <w:pPr>
+        <w:pStyle w:val="ListeParagraf"/>
+        <w:spacing w:after="80"/>
+        <w:ind w:left="709" w:right="0"/>
+        <w:jc w:val="both"/>
+      </w:pPr>
+      <w:r>
+        <w:rPr>
+          <w:rFonts w:ascii="Calibri" w:hAnsi="Calibri" w:cs="Arial"/>
+          <w:sz w:val="24"/>
+          <w:szCs w:val="24"/>
+        </w:rPr>
+        <w:t xml:space="preserve">• </w:t>
+      </w:r>
+      <w:r>
+        <w:rPr>
+          <w:rFonts w:ascii="Calibri" w:hAnsi="Calibri" w:cs="Arial"/>
+          <w:b/>
+          <w:bCs/>
+          <w:sz w:val="24"/>
+          <w:szCs w:val="24"/>
+        </w:rPr>
+        <w:t xml:space="preserve">Traceability Record:</w:t>
+      </w:r>
+      <w:r>
+        <w:rPr>
+          <w:rFonts w:ascii="Calibri" w:hAnsi="Calibri" w:cs="Arial"/>
+          <w:sz w:val="24"/>
+          <w:szCs w:val="24"/>
+        </w:rPr>
+        <w:t xml:space="preserve"> The record that links order, batch, lot, carton and shipment so that a product can be traced backward and forward.</w:t>
+      </w:r>
+    </w:p>
+    <w:p>
+      <w:pPr>
+        <w:pStyle w:val="ListeParagraf"/>
+        <w:spacing w:after="80"/>
+        <w:ind w:left="709" w:right="0"/>
+        <w:jc w:val="both"/>
+      </w:pPr>
     </w:p>
     <w:p>
       <w:pPr>
@@ -479,6 +683,38 @@
         <w:ind w:left="709" w:right="0"/>
         <w:jc w:val="both"/>
       </w:pPr>
+      <w:r>
+        <w:rPr>
+          <w:rFonts w:ascii="Calibri" w:hAnsi="Calibri" w:cs="Arial"/>
+          <w:sz w:val="24"/>
+          <w:szCs w:val="24"/>
+        </w:rPr>
+        <w:t xml:space="preserve">1.3. The shipment plan is updated daily and shared with Merchandising, Quality Assurance, Security and the Export / Customs Officer; a risk of delay is reported to Merchandising immediately so that the customer can be informed.</w:t>
+      </w:r>
+    </w:p>
+    <w:p>
+      <w:pPr>
+        <w:pStyle w:val="ListeParagraf"/>
+        <w:spacing w:after="80"/>
+        <w:ind w:left="709" w:right="0"/>
+        <w:jc w:val="both"/>
+      </w:pPr>
+      <w:r>
+        <w:rPr>
+          <w:rFonts w:ascii="Calibri" w:hAnsi="Calibri" w:cs="Arial"/>
+          <w:sz w:val="24"/>
+          <w:szCs w:val="24"/>
+        </w:rPr>
+        <w:t xml:space="preserve">1.4. Customer shipping instructions (carton marks, labels, routing, document set and special requirements) are checked before the plan is confirmed.</w:t>
+      </w:r>
+    </w:p>
+    <w:p>
+      <w:pPr>
+        <w:pStyle w:val="ListeParagraf"/>
+        <w:spacing w:after="80"/>
+        <w:ind w:left="709" w:right="0"/>
+        <w:jc w:val="both"/>
+      </w:pPr>
     </w:p>
     <w:p>
       <w:pPr>
@@ -568,6 +804,54 @@
         <w:ind w:left="709" w:right="0"/>
         <w:jc w:val="both"/>
       </w:pPr>
+      <w:r>
+        <w:rPr>
+          <w:rFonts w:ascii="Calibri" w:hAnsi="Calibri" w:cs="Arial"/>
+          <w:sz w:val="24"/>
+          <w:szCs w:val="24"/>
+        </w:rPr>
+        <w:t xml:space="preserve">2.5. Released goods are received into the finished goods warehouse by order, batch and lot, placed on pallets away from walls and the floor, and stored in a clean, dry and pest-controlled area (EMS.DP.TL.08.03.).</w:t>
+      </w:r>
+    </w:p>
+    <w:p>
+      <w:pPr>
+        <w:pStyle w:val="ListeParagraf"/>
+        <w:spacing w:after="80"/>
+        <w:ind w:left="709" w:right="0"/>
+        <w:jc w:val="both"/>
+      </w:pPr>
+      <w:r>
+        <w:rPr>
+          <w:rFonts w:ascii="Calibri" w:hAnsi="Calibri" w:cs="Arial"/>
+          <w:sz w:val="24"/>
+          <w:szCs w:val="24"/>
+        </w:rPr>
+        <w:t xml:space="preserve">2.6. Stock is shipped in FIFO order; a deviation from FIFO requires the approval of the Warehouse and Logistics Manager and is recorded.</w:t>
+      </w:r>
+    </w:p>
+    <w:p>
+      <w:pPr>
+        <w:pStyle w:val="ListeParagraf"/>
+        <w:spacing w:after="80"/>
+        <w:ind w:left="709" w:right="0"/>
+        <w:jc w:val="both"/>
+      </w:pPr>
+      <w:r>
+        <w:rPr>
+          <w:rFonts w:ascii="Calibri" w:hAnsi="Calibri" w:cs="Arial"/>
+          <w:sz w:val="24"/>
+          <w:szCs w:val="24"/>
+        </w:rPr>
+        <w:t xml:space="preserve">2.7. Cartons are marked, labelled and listed according to EMS.DP.TL.08.04.; certified products (GRS, RCS, OCS) are kept separate and identified.</w:t>
+      </w:r>
+    </w:p>
+    <w:p>
+      <w:pPr>
+        <w:pStyle w:val="ListeParagraf"/>
+        <w:spacing w:after="80"/>
+        <w:ind w:left="709" w:right="0"/>
+        <w:jc w:val="both"/>
+      </w:pPr>
     </w:p>
     <w:p>
       <w:pPr>
@@ -664,6 +948,38 @@
           <w:szCs w:val="24"/>
         </w:rPr>
         <w:t xml:space="preserve">3.5. After loading, a high-security seal is applied and the seal number is recorded on the shipping documents according to EMS.QA.PRO.02.04.</w:t>
+      </w:r>
+    </w:p>
+    <w:p>
+      <w:pPr>
+        <w:pStyle w:val="ListeParagraf"/>
+        <w:spacing w:after="80"/>
+        <w:ind w:left="709" w:right="0"/>
+        <w:jc w:val="both"/>
+      </w:pPr>
+      <w:r>
+        <w:rPr>
+          <w:rFonts w:ascii="Calibri" w:hAnsi="Calibri" w:cs="Arial"/>
+          <w:sz w:val="24"/>
+          <w:szCs w:val="24"/>
+        </w:rPr>
+        <w:t xml:space="preserve">3.6. A vehicle or container that fails the inspection is not loaded; the forwarder is informed and a replacement is requested. The rejection is recorded.</w:t>
+      </w:r>
+    </w:p>
+    <w:p>
+      <w:pPr>
+        <w:pStyle w:val="ListeParagraf"/>
+        <w:spacing w:after="80"/>
+        <w:ind w:left="709" w:right="0"/>
+        <w:jc w:val="both"/>
+      </w:pPr>
+      <w:r>
+        <w:rPr>
+          <w:rFonts w:ascii="Calibri" w:hAnsi="Calibri" w:cs="Arial"/>
+          <w:sz w:val="24"/>
+          <w:szCs w:val="24"/>
+        </w:rPr>
+        <w:t xml:space="preserve">3.7. Loading is stopped if a carton is damaged or wet; the carton is replaced after Quality Assurance approval.</w:t>
       </w:r>
     </w:p>
     <w:p>
@@ -822,6 +1138,22 @@
         <w:ind w:left="709" w:right="0"/>
         <w:jc w:val="both"/>
       </w:pPr>
+      <w:r>
+        <w:rPr>
+          <w:rFonts w:ascii="Calibri" w:hAnsi="Calibri" w:cs="Arial"/>
+          <w:sz w:val="24"/>
+          <w:szCs w:val="24"/>
+        </w:rPr>
+        <w:t xml:space="preserve">4.4. Quantities, descriptions, order numbers and seal numbers are cross-checked between the delivery note, packing list and invoice by a second person before release.</w:t>
+      </w:r>
+    </w:p>
+    <w:p>
+      <w:pPr>
+        <w:pStyle w:val="ListeParagraf"/>
+        <w:spacing w:after="80"/>
+        <w:ind w:left="709" w:right="0"/>
+        <w:jc w:val="both"/>
+      </w:pPr>
     </w:p>
     <w:p>
       <w:pPr>
@@ -920,6 +1252,22 @@
         <w:ind w:left="709" w:right="0"/>
         <w:jc w:val="both"/>
       </w:pPr>
+      <w:r>
+        <w:rPr>
+          <w:rFonts w:ascii="Calibri" w:hAnsi="Calibri" w:cs="Arial"/>
+          <w:sz w:val="24"/>
+          <w:szCs w:val="24"/>
+        </w:rPr>
+        <w:t xml:space="preserve">5.2. The following are also tracked: seven-point inspection compliance (%), seal or document nonconformities and the time needed to trace a shipment backward (target set in the traceability procedure).</w:t>
+      </w:r>
+    </w:p>
+    <w:p>
+      <w:pPr>
+        <w:pStyle w:val="ListeParagraf"/>
+        <w:spacing w:after="80"/>
+        <w:ind w:left="709" w:right="0"/>
+        <w:jc w:val="both"/>
+      </w:pPr>
     </w:p>
     <w:p>
       <w:pPr>
@@ -935,7 +1283,153 @@
           <w:sz w:val="24"/>
           <w:szCs w:val="24"/>
         </w:rPr>
-        <w:t xml:space="preserve">6. RELATED DOCUMENTS AND RECORDS</w:t>
+        <w:t xml:space="preserve">6. NONCONFORMITY AND CORRECTIVE ACTION</w:t>
+      </w:r>
+    </w:p>
+    <w:p>
+      <w:pPr>
+        <w:pStyle w:val="ListeParagraf"/>
+        <w:spacing w:after="80"/>
+        <w:ind w:left="709" w:right="0"/>
+        <w:jc w:val="both"/>
+      </w:pPr>
+      <w:r>
+        <w:rPr>
+          <w:rFonts w:ascii="Calibri" w:hAnsi="Calibri" w:cs="Arial"/>
+          <w:sz w:val="24"/>
+          <w:szCs w:val="24"/>
+        </w:rPr>
+        <w:t xml:space="preserve">6.1. A nonconformity is opened for: a short or wrong shipment, a seal or document mismatch, loading into an unsuitable vehicle, transport damage, a missed delivery date or a customer claim.</w:t>
+      </w:r>
+    </w:p>
+    <w:p>
+      <w:pPr>
+        <w:pStyle w:val="ListeParagraf"/>
+        <w:spacing w:after="80"/>
+        <w:ind w:left="709" w:right="0"/>
+        <w:jc w:val="both"/>
+      </w:pPr>
+      <w:r>
+        <w:rPr>
+          <w:rFonts w:ascii="Calibri" w:hAnsi="Calibri" w:cs="Arial"/>
+          <w:sz w:val="24"/>
+          <w:szCs w:val="24"/>
+        </w:rPr>
+        <w:t xml:space="preserve">6.2. Immediate action: the shipment is stopped, or, if already dispatched, the forwarder and the customer are informed; affected goods are separated and Quality Assurance is informed on the same day.</w:t>
+      </w:r>
+    </w:p>
+    <w:p>
+      <w:pPr>
+        <w:pStyle w:val="ListeParagraf"/>
+        <w:spacing w:after="80"/>
+        <w:ind w:left="709" w:right="0"/>
+        <w:jc w:val="both"/>
+      </w:pPr>
+      <w:r>
+        <w:rPr>
+          <w:rFonts w:ascii="Calibri" w:hAnsi="Calibri" w:cs="Arial"/>
+          <w:sz w:val="24"/>
+          <w:szCs w:val="24"/>
+        </w:rPr>
+        <w:t xml:space="preserve">6.3. Root cause analysis is started within 24 hours; a corrective action with a responsible person and due date is entered in the DOP/CAPA record.</w:t>
+      </w:r>
+    </w:p>
+    <w:p>
+      <w:pPr>
+        <w:pStyle w:val="ListeParagraf"/>
+        <w:spacing w:after="80"/>
+        <w:ind w:left="709" w:right="0"/>
+        <w:jc w:val="both"/>
+      </w:pPr>
+      <w:r>
+        <w:rPr>
+          <w:rFonts w:ascii="Calibri" w:hAnsi="Calibri" w:cs="Arial"/>
+          <w:sz w:val="24"/>
+          <w:szCs w:val="24"/>
+        </w:rPr>
+        <w:t xml:space="preserve">6.4. The action is closed only after its effectiveness is verified in consecutive shipments and evidence is attached.</w:t>
+      </w:r>
+    </w:p>
+    <w:p>
+      <w:pPr>
+        <w:pStyle w:val="ListeParagraf"/>
+        <w:spacing w:after="80"/>
+        <w:ind w:left="709" w:right="0"/>
+        <w:jc w:val="both"/>
+      </w:pPr>
+    </w:p>
+    <w:p>
+      <w:pPr>
+        <w:pStyle w:val="ListeParagraf"/>
+        <w:spacing w:before="120" w:after="60"/>
+        <w:ind w:left="709" w:right="0"/>
+      </w:pPr>
+      <w:r>
+        <w:rPr>
+          <w:rFonts w:ascii="Calibri" w:hAnsi="Calibri" w:cs="Arial"/>
+          <w:b/>
+          <w:bCs/>
+          <w:sz w:val="24"/>
+          <w:szCs w:val="24"/>
+        </w:rPr>
+        <w:t xml:space="preserve">7. POST-SHIPMENT RECORD AND TRACEABILITY</w:t>
+      </w:r>
+    </w:p>
+    <w:p>
+      <w:pPr>
+        <w:pStyle w:val="ListeParagraf"/>
+        <w:spacing w:after="80"/>
+        <w:ind w:left="709" w:right="0"/>
+        <w:jc w:val="both"/>
+      </w:pPr>
+      <w:r>
+        <w:rPr>
+          <w:rFonts w:ascii="Calibri" w:hAnsi="Calibri" w:cs="Arial"/>
+          <w:sz w:val="24"/>
+          <w:szCs w:val="24"/>
+        </w:rPr>
+        <w:t xml:space="preserve">7.1. After every shipment, order, batch, lot, carton count, vehicle or container number, seal number and date are entered in the traceability record (EMS.QA.PRO.02.08.).</w:t>
+      </w:r>
+    </w:p>
+    <w:p>
+      <w:pPr>
+        <w:pStyle w:val="ListeParagraf"/>
+        <w:spacing w:after="80"/>
+        <w:ind w:left="709" w:right="0"/>
+        <w:jc w:val="both"/>
+      </w:pPr>
+      <w:r>
+        <w:rPr>
+          <w:rFonts w:ascii="Calibri" w:hAnsi="Calibri" w:cs="Arial"/>
+          <w:sz w:val="24"/>
+          <w:szCs w:val="24"/>
+        </w:rPr>
+        <w:t xml:space="preserve">7.2. Shipment photographs, signed delivery notes and customs documents are archived for the period required by law and customer contracts.</w:t>
+      </w:r>
+    </w:p>
+    <w:p>
+      <w:pPr>
+        <w:pStyle w:val="ListeParagraf"/>
+        <w:spacing w:after="80"/>
+        <w:ind w:left="709" w:right="0"/>
+        <w:jc w:val="both"/>
+      </w:pPr>
+    </w:p>
+    <w:p>
+      <w:pPr>
+        <w:pStyle w:val="ListeParagraf"/>
+        <w:spacing w:before="120" w:after="60"/>
+        <w:ind w:left="709" w:right="0"/>
+      </w:pPr>
+      <w:r>
+        <w:rPr>
+          <w:rFonts w:ascii="Calibri" w:hAnsi="Calibri" w:cs="Arial"/>
+          <w:b/>
+          <w:bCs/>
+          <w:sz w:val="24"/>
+          <w:szCs w:val="24"/>
+        </w:rPr>
+        <w:t xml:space="preserve">8. RELATED DOCUMENTS AND RECORDS</w:t>
       </w:r>
     </w:p>
     <w:p>
@@ -954,7 +1448,7 @@
           <w:sz w:val="24"/>
           <w:szCs w:val="24"/>
         </w:rPr>
-        <w:t xml:space="preserve">Shipment Plan, Packing Lists and Loading Plans</w:t>
+        <w:t xml:space="preserve">PRS-SEV-01 Shipping Procedure (QMS)</w:t>
       </w:r>
     </w:p>
     <w:p>
@@ -973,7 +1467,7 @@
           <w:sz w:val="24"/>
           <w:szCs w:val="24"/>
         </w:rPr>
-        <w:t xml:space="preserve">Shipment Release and Final Inspection Reports</w:t>
+        <w:t xml:space="preserve">TLM-SEV-01 Vehicle cleanliness and loading check, TLM-SEV-02 Delivery note, packing list and sealing, TLM-SEV-03 Order-batch-lot record (QMS)</w:t>
       </w:r>
     </w:p>
     <w:p>
@@ -992,7 +1486,7 @@
           <w:sz w:val="24"/>
           <w:szCs w:val="24"/>
         </w:rPr>
-        <w:t xml:space="preserve">Container / Truck Inspection Checklists and Seal Records</w:t>
+        <w:t xml:space="preserve">FRM-SEV-01 Loading Check Form, FRM-SEV-02 Shipping Release Form, FRM-SEV-03 Traceability Record (QMS)</w:t>
       </w:r>
     </w:p>
     <w:p>
@@ -1011,7 +1505,7 @@
           <w:sz w:val="24"/>
           <w:szCs w:val="24"/>
         </w:rPr>
-        <w:t xml:space="preserve">EMS.İD.PRO.03.05. Container and Truck Loading Security Procedure</w:t>
+        <w:t xml:space="preserve">Shipment Plan, Packing Lists and Loading Plans</w:t>
       </w:r>
     </w:p>
     <w:p>
@@ -1030,7 +1524,7 @@
           <w:sz w:val="24"/>
           <w:szCs w:val="24"/>
         </w:rPr>
-        <w:t xml:space="preserve">EMS.QA.PRO.02.04. Seal Management Procedure</w:t>
+        <w:t xml:space="preserve">Shipment Release and Final Inspection Reports</w:t>
       </w:r>
     </w:p>
     <w:p>
@@ -1049,7 +1543,7 @@
           <w:sz w:val="24"/>
           <w:szCs w:val="24"/>
         </w:rPr>
-        <w:t xml:space="preserve">EMS.QA.PRO.02.05. Metal Detector Procedure</w:t>
+        <w:t xml:space="preserve">Container / Truck Inspection Checklists and Seal Records</w:t>
       </w:r>
     </w:p>
     <w:p>
@@ -1068,843 +1562,7 @@
           <w:sz w:val="24"/>
           <w:szCs w:val="24"/>
         </w:rPr>
-        <w:t xml:space="preserve">EMS.QA.PRO.02.08. Traceability and Product Recall Procedure</w:t>
-      </w:r>
-    </w:p>
-    <w:p>
-      <w:pPr>
-        <w:pStyle w:val="ListeParagraf"/>
-        <w:spacing w:after="80"/>
-        <w:ind w:left="709" w:right="0"/>
-        <w:jc w:val="both"/>
-      </w:pPr>
-    </w:p>
-    <w:p>
-      <w:pPr>
-        <w:pStyle w:val="ListeParagraf"/>
-        <w:spacing w:before="120" w:after="60"/>
-        <w:ind w:left="709" w:right="0"/>
-      </w:pPr>
-      <w:r>
-        <w:rPr>
-          <w:rFonts w:ascii="Calibri" w:hAnsi="Calibri" w:cs="Arial"/>
-          <w:b/>
-          <w:bCs/>
-          <w:sz w:val="24"/>
-          <w:szCs w:val="24"/>
-        </w:rPr>
-        <w:t xml:space="preserve">7. FEEDBACK AND MONITORING</w:t>
-      </w:r>
-    </w:p>
-    <w:p>
-      <w:pPr>
-        <w:pStyle w:val="ListeParagraf"/>
-        <w:spacing w:after="80"/>
-        <w:ind w:left="709" w:right="0"/>
-        <w:jc w:val="both"/>
-      </w:pPr>
-      <w:r>
-        <w:rPr>
-          <w:rFonts w:ascii="Calibri" w:hAnsi="Calibri" w:cs="Arial"/>
-          <w:sz w:val="24"/>
-          <w:szCs w:val="24"/>
-        </w:rPr>
-        <w:t xml:space="preserve">This procedure is reviewed every year by the Warehouse and Logistics Manager. Customer feedback, shipment errors and security audit results are evaluated and the procedure is revised when necessary.</w:t>
-      </w:r>
-    </w:p>
-    <w:p>
-      <w:r>
-        <w:br w:type="page"/>
-      </w:r>
-    </w:p>
-    <w:p>
-      <w:pPr>
-        <w:pStyle w:val="ListeParagraf"/>
-        <w:bidi/>
-        <w:spacing w:before="120" w:after="60"/>
-        <w:ind w:left="0" w:right="709"/>
-      </w:pPr>
-      <w:r>
-        <w:rPr>
-          <w:rFonts w:ascii="Calibri" w:hAnsi="Calibri" w:cs="Arial"/>
-          <w:b/>
-          <w:bCs/>
-          <w:rtl/>
-          <w:sz w:val="24"/>
-          <w:szCs w:val="24"/>
-        </w:rPr>
-        <w:t xml:space="preserve">الغرض</w:t>
-      </w:r>
-    </w:p>
-    <w:p>
-      <w:pPr>
-        <w:pStyle w:val="ListeParagraf"/>
-        <w:bidi/>
-        <w:spacing w:after="80"/>
-        <w:ind w:left="0" w:right="709"/>
-        <w:jc w:val="both"/>
-      </w:pPr>
-      <w:r>
-        <w:rPr>
-          <w:rFonts w:ascii="Calibri" w:hAnsi="Calibri" w:cs="Arial"/>
-          <w:rtl/>
-          <w:sz w:val="24"/>
-          <w:szCs w:val="24"/>
-        </w:rPr>
-        <w:t xml:space="preserve">يحدد هذا الإجراء كيفية تجهيز المنتجات النهائية وفحصها وتوثيقها وتحميلها وإرسالها إلى العملاء في شركة إيروغلو للتريكو (EMS)، بحيث تُسلم المنتجات الصحيحة بالكمية والتعبئة والحالة الصحيحة، في الموعد وبشكل آمن.</w:t>
-      </w:r>
-    </w:p>
-    <w:p>
-      <w:pPr>
-        <w:pStyle w:val="ListeParagraf"/>
-        <w:bidi/>
-        <w:spacing w:after="80"/>
-        <w:ind w:left="0" w:right="709"/>
-        <w:jc w:val="both"/>
-      </w:pPr>
-    </w:p>
-    <w:p>
-      <w:pPr>
-        <w:pStyle w:val="ListeParagraf"/>
-        <w:bidi/>
-        <w:spacing w:before="120" w:after="60"/>
-        <w:ind w:left="0" w:right="709"/>
-      </w:pPr>
-      <w:r>
-        <w:rPr>
-          <w:rFonts w:ascii="Calibri" w:hAnsi="Calibri" w:cs="Arial"/>
-          <w:b/>
-          <w:bCs/>
-          <w:rtl/>
-          <w:sz w:val="24"/>
-          <w:szCs w:val="24"/>
-        </w:rPr>
-        <w:t xml:space="preserve">النطاق</w:t>
-      </w:r>
-    </w:p>
-    <w:p>
-      <w:pPr>
-        <w:pStyle w:val="ListeParagraf"/>
-        <w:bidi/>
-        <w:spacing w:after="80"/>
-        <w:ind w:left="0" w:right="709"/>
-        <w:jc w:val="both"/>
-      </w:pPr>
-      <w:r>
-        <w:rPr>
-          <w:rFonts w:ascii="Calibri" w:hAnsi="Calibri" w:cs="Arial"/>
-          <w:rtl/>
-          <w:sz w:val="24"/>
-          <w:szCs w:val="24"/>
-        </w:rPr>
-        <w:t xml:space="preserve">يشمل هذا الإجراء جميع شحنات المنتجات النهائية إلى العملاء (التصدير والمحلي)، والشحنات من وإلى المقاولين من الباطن والمرتجعات، سواء بالحاويات أو الشاحنات أو البريد السريع. ويغطي EMS.İD.PRO.03.05. أمن التحميل.</w:t>
-      </w:r>
-    </w:p>
-    <w:p>
-      <w:pPr>
-        <w:pStyle w:val="ListeParagraf"/>
-        <w:bidi/>
-        <w:spacing w:after="80"/>
-        <w:ind w:left="0" w:right="709"/>
-        <w:jc w:val="both"/>
-      </w:pPr>
-    </w:p>
-    <w:p>
-      <w:pPr>
-        <w:pStyle w:val="ListeParagraf"/>
-        <w:bidi/>
-        <w:spacing w:before="120" w:after="60"/>
-        <w:ind w:left="0" w:right="709"/>
-      </w:pPr>
-      <w:r>
-        <w:rPr>
-          <w:rFonts w:ascii="Calibri" w:hAnsi="Calibri" w:cs="Arial"/>
-          <w:b/>
-          <w:bCs/>
-          <w:rtl/>
-          <w:sz w:val="24"/>
-          <w:szCs w:val="24"/>
-        </w:rPr>
-        <w:t xml:space="preserve">المسؤوليات</w:t>
-      </w:r>
-    </w:p>
-    <w:p>
-      <w:pPr>
-        <w:pStyle w:val="ListeParagraf"/>
-        <w:bidi/>
-        <w:spacing w:after="80"/>
-        <w:ind w:left="0" w:right="709"/>
-        <w:jc w:val="both"/>
-      </w:pPr>
-      <w:r>
-        <w:rPr>
-          <w:rFonts w:ascii="Calibri" w:hAnsi="Calibri" w:cs="Arial"/>
-          <w:rtl/>
-          <w:sz w:val="24"/>
-          <w:szCs w:val="24"/>
-        </w:rPr>
-        <w:t xml:space="preserve">• </w:t>
-      </w:r>
-      <w:r>
-        <w:rPr>
-          <w:rFonts w:ascii="Calibri" w:hAnsi="Calibri" w:cs="Arial"/>
-          <w:b/>
-          <w:bCs/>
-          <w:rtl/>
-          <w:sz w:val="24"/>
-          <w:szCs w:val="24"/>
-        </w:rPr>
-        <w:t xml:space="preserve">مدير المخازن والخدمات اللوجستية:</w:t>
-      </w:r>
-      <w:r>
-        <w:rPr>
-          <w:rFonts w:ascii="Calibri" w:hAnsi="Calibri" w:cs="Arial"/>
-          <w:rtl/>
-          <w:sz w:val="24"/>
-          <w:szCs w:val="24"/>
-        </w:rPr>
-        <w:t xml:space="preserve"> يخطط الشحنات ويحجز وسائل النقل وينسق التحميل ويضمن تطبيق الإجراء.</w:t>
-      </w:r>
-    </w:p>
-    <w:p>
-      <w:pPr>
-        <w:pStyle w:val="ListeParagraf"/>
-        <w:bidi/>
-        <w:spacing w:after="80"/>
-        <w:ind w:left="0" w:right="709"/>
-        <w:jc w:val="both"/>
-      </w:pPr>
-      <w:r>
-        <w:rPr>
-          <w:rFonts w:ascii="Calibri" w:hAnsi="Calibri" w:cs="Arial"/>
-          <w:rtl/>
-          <w:sz w:val="24"/>
-          <w:szCs w:val="24"/>
-        </w:rPr>
-        <w:t xml:space="preserve">• </w:t>
-      </w:r>
-      <w:r>
-        <w:rPr>
-          <w:rFonts w:ascii="Calibri" w:hAnsi="Calibri" w:cs="Arial"/>
-          <w:b/>
-          <w:bCs/>
-          <w:rtl/>
-          <w:sz w:val="24"/>
-          <w:szCs w:val="24"/>
-        </w:rPr>
-        <w:t xml:space="preserve">موظفو الشحن:</w:t>
-      </w:r>
-      <w:r>
-        <w:rPr>
-          <w:rFonts w:ascii="Calibri" w:hAnsi="Calibri" w:cs="Arial"/>
-          <w:rtl/>
-          <w:sz w:val="24"/>
-          <w:szCs w:val="24"/>
-        </w:rPr>
-        <w:t xml:space="preserve"> يعدون قائمة التعبئة ويفحصون الكراتين ويحملون البضائع وفق خطة التحميل.</w:t>
-      </w:r>
-    </w:p>
-    <w:p>
-      <w:pPr>
-        <w:pStyle w:val="ListeParagraf"/>
-        <w:bidi/>
-        <w:spacing w:after="80"/>
-        <w:ind w:left="0" w:right="709"/>
-        <w:jc w:val="both"/>
-      </w:pPr>
-      <w:r>
-        <w:rPr>
-          <w:rFonts w:ascii="Calibri" w:hAnsi="Calibri" w:cs="Arial"/>
-          <w:rtl/>
-          <w:sz w:val="24"/>
-          <w:szCs w:val="24"/>
-        </w:rPr>
-        <w:t xml:space="preserve">• </w:t>
-      </w:r>
-      <w:r>
-        <w:rPr>
-          <w:rFonts w:ascii="Calibri" w:hAnsi="Calibri" w:cs="Arial"/>
-          <w:b/>
-          <w:bCs/>
-          <w:rtl/>
-          <w:sz w:val="24"/>
-          <w:szCs w:val="24"/>
-        </w:rPr>
-        <w:t xml:space="preserve">ضمان الجودة:</w:t>
-      </w:r>
-      <w:r>
-        <w:rPr>
-          <w:rFonts w:ascii="Calibri" w:hAnsi="Calibri" w:cs="Arial"/>
-          <w:rtl/>
-          <w:sz w:val="24"/>
-          <w:szCs w:val="24"/>
-        </w:rPr>
-        <w:t xml:space="preserve"> ينفذ الفحص النهائي ويفرج عن الشحنة؛ وينسق عمليات فحص العميل أو الطرف الثالث.</w:t>
-      </w:r>
-    </w:p>
-    <w:p>
-      <w:pPr>
-        <w:pStyle w:val="ListeParagraf"/>
-        <w:bidi/>
-        <w:spacing w:after="80"/>
-        <w:ind w:left="0" w:right="709"/>
-        <w:jc w:val="both"/>
-      </w:pPr>
-      <w:r>
-        <w:rPr>
-          <w:rFonts w:ascii="Calibri" w:hAnsi="Calibri" w:cs="Arial"/>
-          <w:rtl/>
-          <w:sz w:val="24"/>
-          <w:szCs w:val="24"/>
-        </w:rPr>
-        <w:t xml:space="preserve">• </w:t>
-      </w:r>
-      <w:r>
-        <w:rPr>
-          <w:rFonts w:ascii="Calibri" w:hAnsi="Calibri" w:cs="Arial"/>
-          <w:b/>
-          <w:bCs/>
-          <w:rtl/>
-          <w:sz w:val="24"/>
-          <w:szCs w:val="24"/>
-        </w:rPr>
-        <w:t xml:space="preserve">مسؤول التصدير / الجمارك:</w:t>
-      </w:r>
-      <w:r>
-        <w:rPr>
-          <w:rFonts w:ascii="Calibri" w:hAnsi="Calibri" w:cs="Arial"/>
-          <w:rtl/>
-          <w:sz w:val="24"/>
-          <w:szCs w:val="24"/>
-        </w:rPr>
-        <w:t xml:space="preserve"> يعد وثائق التصدير والجمارك ويشارك وثائق الشحن مع العميل ووكيل الشحن.</w:t>
-      </w:r>
-    </w:p>
-    <w:p>
-      <w:pPr>
-        <w:pStyle w:val="ListeParagraf"/>
-        <w:bidi/>
-        <w:spacing w:after="80"/>
-        <w:ind w:left="0" w:right="709"/>
-        <w:jc w:val="both"/>
-      </w:pPr>
-      <w:r>
-        <w:rPr>
-          <w:rFonts w:ascii="Calibri" w:hAnsi="Calibri" w:cs="Arial"/>
-          <w:rtl/>
-          <w:sz w:val="24"/>
-          <w:szCs w:val="24"/>
-        </w:rPr>
-        <w:t xml:space="preserve">• </w:t>
-      </w:r>
-      <w:r>
-        <w:rPr>
-          <w:rFonts w:ascii="Calibri" w:hAnsi="Calibri" w:cs="Arial"/>
-          <w:b/>
-          <w:bCs/>
-          <w:rtl/>
-          <w:sz w:val="24"/>
-          <w:szCs w:val="24"/>
-        </w:rPr>
-        <w:t xml:space="preserve">الأمن:</w:t>
-      </w:r>
-      <w:r>
-        <w:rPr>
-          <w:rFonts w:ascii="Calibri" w:hAnsi="Calibri" w:cs="Arial"/>
-          <w:rtl/>
-          <w:sz w:val="24"/>
-          <w:szCs w:val="24"/>
-        </w:rPr>
-        <w:t xml:space="preserve"> يطبق ضوابط المركبات والحاويات والأختام وفق EMS.İD.PRO.03.05. وEMS.QA.PRO.02.04.</w:t>
-      </w:r>
-    </w:p>
-    <w:p>
-      <w:pPr>
-        <w:pStyle w:val="ListeParagraf"/>
-        <w:bidi/>
-        <w:spacing w:after="80"/>
-        <w:ind w:left="0" w:right="709"/>
-        <w:jc w:val="both"/>
-      </w:pPr>
-    </w:p>
-    <w:p>
-      <w:pPr>
-        <w:pStyle w:val="ListeParagraf"/>
-        <w:bidi/>
-        <w:spacing w:before="120" w:after="60"/>
-        <w:ind w:left="0" w:right="709"/>
-      </w:pPr>
-      <w:r>
-        <w:rPr>
-          <w:rFonts w:ascii="Calibri" w:hAnsi="Calibri" w:cs="Arial"/>
-          <w:b/>
-          <w:bCs/>
-          <w:rtl/>
-          <w:sz w:val="24"/>
-          <w:szCs w:val="24"/>
-        </w:rPr>
-        <w:t xml:space="preserve">التعريفات</w:t>
-      </w:r>
-    </w:p>
-    <w:p>
-      <w:pPr>
-        <w:pStyle w:val="ListeParagraf"/>
-        <w:bidi/>
-        <w:spacing w:after="80"/>
-        <w:ind w:left="0" w:right="709"/>
-        <w:jc w:val="both"/>
-      </w:pPr>
-      <w:r>
-        <w:rPr>
-          <w:rFonts w:ascii="Calibri" w:hAnsi="Calibri" w:cs="Arial"/>
-          <w:rtl/>
-          <w:sz w:val="24"/>
-          <w:szCs w:val="24"/>
-        </w:rPr>
-        <w:t xml:space="preserve">• </w:t>
-      </w:r>
-      <w:r>
-        <w:rPr>
-          <w:rFonts w:ascii="Calibri" w:hAnsi="Calibri" w:cs="Arial"/>
-          <w:b/>
-          <w:bCs/>
-          <w:rtl/>
-          <w:sz w:val="24"/>
-          <w:szCs w:val="24"/>
-        </w:rPr>
-        <w:t xml:space="preserve">قائمة التعبئة:</w:t>
-      </w:r>
-      <w:r>
-        <w:rPr>
-          <w:rFonts w:ascii="Calibri" w:hAnsi="Calibri" w:cs="Arial"/>
-          <w:rtl/>
-          <w:sz w:val="24"/>
-          <w:szCs w:val="24"/>
-        </w:rPr>
-        <w:t xml:space="preserve"> الوثيقة التي توضح الكراتين والمقاسات والألوان والكميات لكل شحنة.</w:t>
-      </w:r>
-    </w:p>
-    <w:p>
-      <w:pPr>
-        <w:pStyle w:val="ListeParagraf"/>
-        <w:bidi/>
-        <w:spacing w:after="80"/>
-        <w:ind w:left="0" w:right="709"/>
-        <w:jc w:val="both"/>
-      </w:pPr>
-      <w:r>
-        <w:rPr>
-          <w:rFonts w:ascii="Calibri" w:hAnsi="Calibri" w:cs="Arial"/>
-          <w:rtl/>
-          <w:sz w:val="24"/>
-          <w:szCs w:val="24"/>
-        </w:rPr>
-        <w:t xml:space="preserve">• </w:t>
-      </w:r>
-      <w:r>
-        <w:rPr>
-          <w:rFonts w:ascii="Calibri" w:hAnsi="Calibri" w:cs="Arial"/>
-          <w:b/>
-          <w:bCs/>
-          <w:rtl/>
-          <w:sz w:val="24"/>
-          <w:szCs w:val="24"/>
-        </w:rPr>
-        <w:t xml:space="preserve">الإفراج عن الشحنة:</w:t>
-      </w:r>
-      <w:r>
-        <w:rPr>
-          <w:rFonts w:ascii="Calibri" w:hAnsi="Calibri" w:cs="Arial"/>
-          <w:rtl/>
-          <w:sz w:val="24"/>
-          <w:szCs w:val="24"/>
-        </w:rPr>
-        <w:t xml:space="preserve"> الاعتماد الذي يمنحه ضمان الجودة بعد اجتياز الفحص النهائي بنجاح.</w:t>
-      </w:r>
-    </w:p>
-    <w:p>
-      <w:pPr>
-        <w:pStyle w:val="ListeParagraf"/>
-        <w:bidi/>
-        <w:spacing w:after="80"/>
-        <w:ind w:left="0" w:right="709"/>
-        <w:jc w:val="both"/>
-      </w:pPr>
-      <w:r>
-        <w:rPr>
-          <w:rFonts w:ascii="Calibri" w:hAnsi="Calibri" w:cs="Arial"/>
-          <w:rtl/>
-          <w:sz w:val="24"/>
-          <w:szCs w:val="24"/>
-        </w:rPr>
-        <w:t xml:space="preserve">• </w:t>
-      </w:r>
-      <w:r>
-        <w:rPr>
-          <w:rFonts w:ascii="Calibri" w:hAnsi="Calibri" w:cs="Arial"/>
-          <w:b/>
-          <w:bCs/>
-          <w:rtl/>
-          <w:sz w:val="24"/>
-          <w:szCs w:val="24"/>
-        </w:rPr>
-        <w:t xml:space="preserve">خطة التحميل:</w:t>
-      </w:r>
-      <w:r>
-        <w:rPr>
-          <w:rFonts w:ascii="Calibri" w:hAnsi="Calibri" w:cs="Arial"/>
-          <w:rtl/>
-          <w:sz w:val="24"/>
-          <w:szCs w:val="24"/>
-        </w:rPr>
-        <w:t xml:space="preserve"> الخطة التي توضح ترتيب تحميل الكراتين وموضعها في الحاوية أو الشاحنة.</w:t>
-      </w:r>
-    </w:p>
-    <w:p>
-      <w:pPr>
-        <w:pStyle w:val="ListeParagraf"/>
-        <w:bidi/>
-        <w:spacing w:after="80"/>
-        <w:ind w:left="0" w:right="709"/>
-        <w:jc w:val="both"/>
-      </w:pPr>
-    </w:p>
-    <w:p>
-      <w:pPr>
-        <w:pStyle w:val="ListeParagraf"/>
-        <w:bidi/>
-        <w:spacing w:before="120" w:after="60"/>
-        <w:ind w:left="0" w:right="709"/>
-      </w:pPr>
-      <w:r>
-        <w:rPr>
-          <w:rFonts w:ascii="Calibri" w:hAnsi="Calibri" w:cs="Arial"/>
-          <w:b/>
-          <w:bCs/>
-          <w:rtl/>
-          <w:sz w:val="24"/>
-          <w:szCs w:val="24"/>
-        </w:rPr>
-        <w:t xml:space="preserve">العمليات الرئيسية والفرعية</w:t>
-      </w:r>
-    </w:p>
-    <w:p>
-      <w:pPr>
-        <w:pStyle w:val="ListeParagraf"/>
-        <w:bidi/>
-        <w:spacing w:before="120" w:after="60"/>
-        <w:ind w:left="0" w:right="709"/>
-      </w:pPr>
-      <w:r>
-        <w:rPr>
-          <w:rFonts w:ascii="Calibri" w:hAnsi="Calibri" w:cs="Arial"/>
-          <w:b/>
-          <w:bCs/>
-          <w:rtl/>
-          <w:sz w:val="24"/>
-          <w:szCs w:val="24"/>
-        </w:rPr>
-        <w:t xml:space="preserve">1. تخطيط الشحن</w:t>
-      </w:r>
-    </w:p>
-    <w:p>
-      <w:pPr>
-        <w:pStyle w:val="ListeParagraf"/>
-        <w:bidi/>
-        <w:spacing w:after="80"/>
-        <w:ind w:left="0" w:right="709"/>
-        <w:jc w:val="both"/>
-      </w:pPr>
-      <w:r>
-        <w:rPr>
-          <w:rFonts w:ascii="Calibri" w:hAnsi="Calibri" w:cs="Arial"/>
-          <w:rtl/>
-          <w:sz w:val="24"/>
-          <w:szCs w:val="24"/>
-        </w:rPr>
-        <w:t xml:space="preserve">1.1. يعد مدير المخازن والخدمات اللوجستية خطة الشحن الأسبوعية بناءً على مواعيد التسليم للعملاء وحالة الإنتاج.</w:t>
-      </w:r>
-    </w:p>
-    <w:p>
-      <w:pPr>
-        <w:pStyle w:val="ListeParagraf"/>
-        <w:bidi/>
-        <w:spacing w:after="80"/>
-        <w:ind w:left="0" w:right="709"/>
-        <w:jc w:val="both"/>
-      </w:pPr>
-      <w:r>
-        <w:rPr>
-          <w:rFonts w:ascii="Calibri" w:hAnsi="Calibri" w:cs="Arial"/>
-          <w:rtl/>
-          <w:sz w:val="24"/>
-          <w:szCs w:val="24"/>
-        </w:rPr>
-        <w:t xml:space="preserve">1.2. يُحجز النقل لدى وكلاء الشحن وشركات النقل المعتمدة؛ ويُؤكد نوع الحاوية أو الشاحنة وتاريخ التحميل.</w:t>
-      </w:r>
-    </w:p>
-    <w:p>
-      <w:pPr>
-        <w:pStyle w:val="ListeParagraf"/>
-        <w:bidi/>
-        <w:spacing w:after="80"/>
-        <w:ind w:left="0" w:right="709"/>
-        <w:jc w:val="both"/>
-      </w:pPr>
-    </w:p>
-    <w:p>
-      <w:pPr>
-        <w:pStyle w:val="ListeParagraf"/>
-        <w:bidi/>
-        <w:spacing w:before="120" w:after="60"/>
-        <w:ind w:left="0" w:right="709"/>
-      </w:pPr>
-      <w:r>
-        <w:rPr>
-          <w:rFonts w:ascii="Calibri" w:hAnsi="Calibri" w:cs="Arial"/>
-          <w:b/>
-          <w:bCs/>
-          <w:rtl/>
-          <w:sz w:val="24"/>
-          <w:szCs w:val="24"/>
-        </w:rPr>
-        <w:t xml:space="preserve">2. التجهيز والفحص النهائي</w:t>
-      </w:r>
-    </w:p>
-    <w:p>
-      <w:pPr>
-        <w:pStyle w:val="ListeParagraf"/>
-        <w:bidi/>
-        <w:spacing w:after="80"/>
-        <w:ind w:left="0" w:right="709"/>
-        <w:jc w:val="both"/>
-      </w:pPr>
-      <w:r>
-        <w:rPr>
-          <w:rFonts w:ascii="Calibri" w:hAnsi="Calibri" w:cs="Arial"/>
-          <w:rtl/>
-          <w:sz w:val="24"/>
-          <w:szCs w:val="24"/>
-        </w:rPr>
-        <w:t xml:space="preserve">2.1. تُفحص الكراتين المعبأة وفق تعليمات التعبئة الخاصة بالعميل: علامات الكراتين والبطاقات والباركود وتشكيلة المقاسات والألوان ووزن الكرتونة وأبعادها.</w:t>
-      </w:r>
-    </w:p>
-    <w:p>
-      <w:pPr>
-        <w:pStyle w:val="ListeParagraf"/>
-        <w:bidi/>
-        <w:spacing w:after="80"/>
-        <w:ind w:left="0" w:right="709"/>
-        <w:jc w:val="both"/>
-      </w:pPr>
-      <w:r>
-        <w:rPr>
-          <w:rFonts w:ascii="Calibri" w:hAnsi="Calibri" w:cs="Arial"/>
-          <w:rtl/>
-          <w:sz w:val="24"/>
-          <w:szCs w:val="24"/>
-        </w:rPr>
-        <w:t xml:space="preserve">2.2. تمر جميع المنتجات النهائية عبر جهاز كشف المعادن وفق EMS.QA.PRO.02.05. قبل التعبئة النهائية.</w:t>
-      </w:r>
-    </w:p>
-    <w:p>
-      <w:pPr>
-        <w:pStyle w:val="ListeParagraf"/>
-        <w:bidi/>
-        <w:spacing w:after="80"/>
-        <w:ind w:left="0" w:right="709"/>
-        <w:jc w:val="both"/>
-      </w:pPr>
-      <w:r>
-        <w:rPr>
-          <w:rFonts w:ascii="Calibri" w:hAnsi="Calibri" w:cs="Arial"/>
-          <w:rtl/>
-          <w:sz w:val="24"/>
-          <w:szCs w:val="24"/>
-        </w:rPr>
-        <w:t xml:space="preserve">2.3. ينفذ ضمان الجودة الفحص النهائي AQL وفق EMS.QA.PRO.02.09.؛ وتُرتب عمليات فحص العميل أو الطرف الثالث عند الحاجة.</w:t>
-      </w:r>
-    </w:p>
-    <w:p>
-      <w:pPr>
-        <w:pStyle w:val="ListeParagraf"/>
-        <w:bidi/>
-        <w:spacing w:after="80"/>
-        <w:ind w:left="0" w:right="709"/>
-        <w:jc w:val="both"/>
-      </w:pPr>
-      <w:r>
-        <w:rPr>
-          <w:rFonts w:ascii="Calibri" w:hAnsi="Calibri" w:cs="Arial"/>
-          <w:rtl/>
-          <w:sz w:val="24"/>
-          <w:szCs w:val="24"/>
-        </w:rPr>
-        <w:t xml:space="preserve">2.4. لا تُنقل إلى منطقة التحميل إلا الشحنات الحاصلة على إفراج معتمد؛ وتُحتجز الدفعات غير المطابقة حتى إعادة الفحص.</w:t>
-      </w:r>
-    </w:p>
-    <w:p>
-      <w:pPr>
-        <w:pStyle w:val="ListeParagraf"/>
-        <w:bidi/>
-        <w:spacing w:after="80"/>
-        <w:ind w:left="0" w:right="709"/>
-        <w:jc w:val="both"/>
-      </w:pPr>
-    </w:p>
-    <w:p>
-      <w:pPr>
-        <w:pStyle w:val="ListeParagraf"/>
-        <w:bidi/>
-        <w:spacing w:before="120" w:after="60"/>
-        <w:ind w:left="0" w:right="709"/>
-      </w:pPr>
-      <w:r>
-        <w:rPr>
-          <w:rFonts w:ascii="Calibri" w:hAnsi="Calibri" w:cs="Arial"/>
-          <w:b/>
-          <w:bCs/>
-          <w:rtl/>
-          <w:sz w:val="24"/>
-          <w:szCs w:val="24"/>
-        </w:rPr>
-        <w:t xml:space="preserve">3. التحميل</w:t>
-      </w:r>
-    </w:p>
-    <w:p>
-      <w:pPr>
-        <w:pStyle w:val="ListeParagraf"/>
-        <w:bidi/>
-        <w:spacing w:after="80"/>
-        <w:ind w:left="0" w:right="709"/>
-        <w:jc w:val="both"/>
-      </w:pPr>
-      <w:r>
-        <w:rPr>
-          <w:rFonts w:ascii="Calibri" w:hAnsi="Calibri" w:cs="Arial"/>
-          <w:rtl/>
-          <w:sz w:val="24"/>
-          <w:szCs w:val="24"/>
-        </w:rPr>
-        <w:t xml:space="preserve">3.1. قبل التحميل تُفحص الحاوية أو الشاحنة الفارغة للتأكد من خلوها من التلف ونظافتها وخلوها من الرطوبة والروائح والتجاويف المخفية وفق EMS.İD.PRO.03.05.</w:t>
-      </w:r>
-    </w:p>
-    <w:p>
-      <w:pPr>
-        <w:pStyle w:val="ListeParagraf"/>
-        <w:bidi/>
-        <w:spacing w:after="80"/>
-        <w:ind w:left="0" w:right="709"/>
-        <w:jc w:val="both"/>
-      </w:pPr>
-      <w:r>
-        <w:rPr>
-          <w:rFonts w:ascii="Calibri" w:hAnsi="Calibri" w:cs="Arial"/>
-          <w:rtl/>
-          <w:sz w:val="24"/>
-          <w:szCs w:val="24"/>
-        </w:rPr>
-        <w:t xml:space="preserve">3.2. يتم التحميل في منطقة التحميل الآمنة تحت إشراف موظفي الشحن والأمن، ويُوثق بالصور.</w:t>
-      </w:r>
-    </w:p>
-    <w:p>
-      <w:pPr>
-        <w:pStyle w:val="ListeParagraf"/>
-        <w:bidi/>
-        <w:spacing w:after="80"/>
-        <w:ind w:left="0" w:right="709"/>
-        <w:jc w:val="both"/>
-      </w:pPr>
-      <w:r>
-        <w:rPr>
-          <w:rFonts w:ascii="Calibri" w:hAnsi="Calibri" w:cs="Arial"/>
-          <w:rtl/>
-          <w:sz w:val="24"/>
-          <w:szCs w:val="24"/>
-        </w:rPr>
-        <w:t xml:space="preserve">3.3. تُعد الكراتين أثناء التحميل وتُطابق مع قائمة التعبئة؛ ويُعالج أي فرق قبل إغلاق الأبواب.</w:t>
-      </w:r>
-    </w:p>
-    <w:p>
-      <w:pPr>
-        <w:pStyle w:val="ListeParagraf"/>
-        <w:bidi/>
-        <w:spacing w:after="80"/>
-        <w:ind w:left="0" w:right="709"/>
-        <w:jc w:val="both"/>
-      </w:pPr>
-      <w:r>
-        <w:rPr>
-          <w:rFonts w:ascii="Calibri" w:hAnsi="Calibri" w:cs="Arial"/>
-          <w:rtl/>
-          <w:sz w:val="24"/>
-          <w:szCs w:val="24"/>
-        </w:rPr>
-        <w:t xml:space="preserve">3.4. تُطبق قواعد سلامة الرافعات الشوكية والتحميل: مشغلون مدربون، وحواجز العجلات، وألواح الرصيف، وعدم وجود أشخاص غير مصرح لهم في منطقة التحميل.</w:t>
-      </w:r>
-    </w:p>
-    <w:p>
-      <w:pPr>
-        <w:pStyle w:val="ListeParagraf"/>
-        <w:bidi/>
-        <w:spacing w:after="80"/>
-        <w:ind w:left="0" w:right="709"/>
-        <w:jc w:val="both"/>
-      </w:pPr>
-      <w:r>
-        <w:rPr>
-          <w:rFonts w:ascii="Calibri" w:hAnsi="Calibri" w:cs="Arial"/>
-          <w:rtl/>
-          <w:sz w:val="24"/>
-          <w:szCs w:val="24"/>
-        </w:rPr>
-        <w:t xml:space="preserve">3.5. بعد التحميل يُركب ختم عالي الأمان ويُسجل رقم الختم في وثائق الشحن وفق EMS.QA.PRO.02.04.</w:t>
-      </w:r>
-    </w:p>
-    <w:p>
-      <w:pPr>
-        <w:pStyle w:val="ListeParagraf"/>
-        <w:bidi/>
-        <w:spacing w:after="80"/>
-        <w:ind w:left="0" w:right="709"/>
-        <w:jc w:val="both"/>
-      </w:pPr>
-    </w:p>
-    <w:p>
-      <w:pPr>
-        <w:pStyle w:val="ListeParagraf"/>
-        <w:bidi/>
-        <w:spacing w:before="120" w:after="60"/>
-        <w:ind w:left="0" w:right="709"/>
-      </w:pPr>
-      <w:r>
-        <w:rPr>
-          <w:rFonts w:ascii="Calibri" w:hAnsi="Calibri" w:cs="Arial"/>
-          <w:b/>
-          <w:bCs/>
-          <w:rtl/>
-          <w:sz w:val="24"/>
-          <w:szCs w:val="24"/>
-        </w:rPr>
-        <w:t xml:space="preserve">4. التوثيق والإرسال</w:t>
-      </w:r>
-    </w:p>
-    <w:p>
-      <w:pPr>
-        <w:pStyle w:val="ListeParagraf"/>
-        <w:bidi/>
-        <w:spacing w:after="80"/>
-        <w:ind w:left="0" w:right="709"/>
-        <w:jc w:val="both"/>
-      </w:pPr>
-      <w:r>
-        <w:rPr>
-          <w:rFonts w:ascii="Calibri" w:hAnsi="Calibri" w:cs="Arial"/>
-          <w:rtl/>
-          <w:sz w:val="24"/>
-          <w:szCs w:val="24"/>
-        </w:rPr>
-        <w:t xml:space="preserve">4.1. تُعد الوثائق التالية وتُراجع قبل الإرسال:</w:t>
+        <w:t xml:space="preserve">EMS.İD.PRO.03.05. Container and Truck Loading Security Procedure</w:t>
       </w:r>
     </w:p>
     <w:p>
@@ -1914,18 +1572,16 @@
           <w:ilvl w:val="0"/>
           <w:numId w:val="1"/>
         </w:numPr>
-        <w:bidi/>
         <w:spacing w:after="60"/>
         <w:jc w:val="both"/>
       </w:pPr>
       <w:r>
         <w:rPr>
           <w:rFonts w:ascii="Calibri" w:hAnsi="Calibri" w:cs="Arial"/>
-          <w:rtl/>
-          <w:sz w:val="24"/>
-          <w:szCs w:val="24"/>
-        </w:rPr>
-        <w:t xml:space="preserve">الفاتورة التجارية وقائمة التعبئة،</w:t>
+          <w:sz w:val="24"/>
+          <w:szCs w:val="24"/>
+        </w:rPr>
+        <w:t xml:space="preserve">EMS.İD.TL.03.01. Seven-Point Container Inspection Instruction</w:t>
       </w:r>
     </w:p>
     <w:p>
@@ -1935,18 +1591,16 @@
           <w:ilvl w:val="0"/>
           <w:numId w:val="1"/>
         </w:numPr>
-        <w:bidi/>
         <w:spacing w:after="60"/>
         <w:jc w:val="both"/>
       </w:pPr>
       <w:r>
         <w:rPr>
           <w:rFonts w:ascii="Calibri" w:hAnsi="Calibri" w:cs="Arial"/>
-          <w:rtl/>
-          <w:sz w:val="24"/>
-          <w:szCs w:val="24"/>
-        </w:rPr>
-        <w:t xml:space="preserve">إقرارات التصدير والجمارك وشهادة المنشأ عند الحاجة،</w:t>
+          <w:sz w:val="24"/>
+          <w:szCs w:val="24"/>
+        </w:rPr>
+        <w:t xml:space="preserve">EMS.QA.PRO.02.04. Seal Management Procedure</w:t>
       </w:r>
     </w:p>
     <w:p>
@@ -1956,18 +1610,16 @@
           <w:ilvl w:val="0"/>
           <w:numId w:val="1"/>
         </w:numPr>
-        <w:bidi/>
         <w:spacing w:after="60"/>
         <w:jc w:val="both"/>
       </w:pPr>
       <w:r>
         <w:rPr>
           <w:rFonts w:ascii="Calibri" w:hAnsi="Calibri" w:cs="Arial"/>
-          <w:rtl/>
-          <w:sz w:val="24"/>
-          <w:szCs w:val="24"/>
-        </w:rPr>
-        <w:t xml:space="preserve">طلب شهادة المعاملة للمنتجات المعتمدة (GRS وRCS وOCS)،</w:t>
+          <w:sz w:val="24"/>
+          <w:szCs w:val="24"/>
+        </w:rPr>
+        <w:t xml:space="preserve">EMS.QA.PRO.02.05. Metal Detector Procedure</w:t>
       </w:r>
     </w:p>
     <w:p>
@@ -1977,100 +1629,16 @@
           <w:ilvl w:val="0"/>
           <w:numId w:val="1"/>
         </w:numPr>
-        <w:bidi/>
         <w:spacing w:after="60"/>
         <w:jc w:val="both"/>
       </w:pPr>
       <w:r>
         <w:rPr>
           <w:rFonts w:ascii="Calibri" w:hAnsi="Calibri" w:cs="Arial"/>
-          <w:rtl/>
-          <w:sz w:val="24"/>
-          <w:szCs w:val="24"/>
-        </w:rPr>
-        <w:t xml:space="preserve">مذكرة التسليم وسجل الختم وصور التحميل.</w:t>
-      </w:r>
-    </w:p>
-    <w:p>
-      <w:pPr>
-        <w:pStyle w:val="ListeParagraf"/>
-        <w:bidi/>
-        <w:spacing w:after="80"/>
-        <w:ind w:left="0" w:right="709"/>
-        <w:jc w:val="both"/>
-      </w:pPr>
-      <w:r>
-        <w:rPr>
-          <w:rFonts w:ascii="Calibri" w:hAnsi="Calibri" w:cs="Arial"/>
-          <w:rtl/>
-          <w:sz w:val="24"/>
-          <w:szCs w:val="24"/>
-        </w:rPr>
-        <w:t xml:space="preserve">4.2. لا تغادر المركبة الموقع إلا بعد أن يتحقق الأمن من الوثائق ورقم الختم.</w:t>
-      </w:r>
-    </w:p>
-    <w:p>
-      <w:pPr>
-        <w:pStyle w:val="ListeParagraf"/>
-        <w:bidi/>
-        <w:spacing w:after="80"/>
-        <w:ind w:left="0" w:right="709"/>
-        <w:jc w:val="both"/>
-      </w:pPr>
-      <w:r>
-        <w:rPr>
-          <w:rFonts w:ascii="Calibri" w:hAnsi="Calibri" w:cs="Arial"/>
-          <w:rtl/>
-          <w:sz w:val="24"/>
-          <w:szCs w:val="24"/>
-        </w:rPr>
-        <w:t xml:space="preserve">4.3. تُرسل تفاصيل الشحن (رقم الحاوية ورقم الختم والكمية والوثائق) إلى العميل ووكيل الشحن في يوم الإرسال.</w:t>
-      </w:r>
-    </w:p>
-    <w:p>
-      <w:pPr>
-        <w:pStyle w:val="ListeParagraf"/>
-        <w:bidi/>
-        <w:spacing w:after="80"/>
-        <w:ind w:left="0" w:right="709"/>
-        <w:jc w:val="both"/>
-      </w:pPr>
-    </w:p>
-    <w:p>
-      <w:pPr>
-        <w:pStyle w:val="ListeParagraf"/>
-        <w:bidi/>
-        <w:spacing w:before="120" w:after="60"/>
-        <w:ind w:left="0" w:right="709"/>
-      </w:pPr>
-      <w:r>
-        <w:rPr>
-          <w:rFonts w:ascii="Calibri" w:hAnsi="Calibri" w:cs="Arial"/>
-          <w:b/>
-          <w:bCs/>
-          <w:rtl/>
-          <w:sz w:val="24"/>
-          <w:szCs w:val="24"/>
-        </w:rPr>
-        <w:t xml:space="preserve">5. المتابعة والأداء</w:t>
-      </w:r>
-    </w:p>
-    <w:p>
-      <w:pPr>
-        <w:pStyle w:val="ListeParagraf"/>
-        <w:bidi/>
-        <w:spacing w:after="80"/>
-        <w:ind w:left="0" w:right="709"/>
-        <w:jc w:val="both"/>
-      </w:pPr>
-      <w:r>
-        <w:rPr>
-          <w:rFonts w:ascii="Calibri" w:hAnsi="Calibri" w:cs="Arial"/>
-          <w:rtl/>
-          <w:sz w:val="24"/>
-          <w:szCs w:val="24"/>
-        </w:rPr>
-        <w:t xml:space="preserve">5.1. يتابع مدير المخازن والخدمات اللوجستية المؤشرات التالية شهريًا ويعرضها في مراجعة الإدارة:</w:t>
+          <w:sz w:val="24"/>
+          <w:szCs w:val="24"/>
+        </w:rPr>
+        <w:t xml:space="preserve">EMS.QA.PRO.02.08. Traceability and Product Recall Procedure</w:t>
       </w:r>
     </w:p>
     <w:p>
@@ -2080,18 +1648,16 @@
           <w:ilvl w:val="0"/>
           <w:numId w:val="1"/>
         </w:numPr>
-        <w:bidi/>
         <w:spacing w:after="60"/>
         <w:jc w:val="both"/>
       </w:pPr>
       <w:r>
         <w:rPr>
           <w:rFonts w:ascii="Calibri" w:hAnsi="Calibri" w:cs="Arial"/>
-          <w:rtl/>
-          <w:sz w:val="24"/>
-          <w:szCs w:val="24"/>
-        </w:rPr>
-        <w:t xml:space="preserve">نسبة الشحن في الموعد (%)،</w:t>
+          <w:sz w:val="24"/>
+          <w:szCs w:val="24"/>
+        </w:rPr>
+        <w:t xml:space="preserve">EMS.QA.PRO.02.09. Quality Inspection Procedure (Incoming, In-Line, Final AQL)</w:t>
       </w:r>
     </w:p>
     <w:p>
@@ -2101,18 +1667,16 @@
           <w:ilvl w:val="0"/>
           <w:numId w:val="1"/>
         </w:numPr>
-        <w:bidi/>
         <w:spacing w:after="60"/>
         <w:jc w:val="both"/>
       </w:pPr>
       <w:r>
         <w:rPr>
           <w:rFonts w:ascii="Calibri" w:hAnsi="Calibri" w:cs="Arial"/>
-          <w:rtl/>
-          <w:sz w:val="24"/>
-          <w:szCs w:val="24"/>
-        </w:rPr>
-        <w:t xml:space="preserve">عدد أخطاء الشحن (خطأ في الكمية أو المقاس أو اللون أو البطاقة)،</w:t>
+          <w:sz w:val="24"/>
+          <w:szCs w:val="24"/>
+        </w:rPr>
+        <w:t xml:space="preserve">EMS.QA.PRO.02.10. Customer Complaint Handling Procedure</w:t>
       </w:r>
     </w:p>
     <w:p>
@@ -2122,46 +1686,16 @@
           <w:ilvl w:val="0"/>
           <w:numId w:val="1"/>
         </w:numPr>
-        <w:bidi/>
         <w:spacing w:after="60"/>
         <w:jc w:val="both"/>
       </w:pPr>
       <w:r>
         <w:rPr>
           <w:rFonts w:ascii="Calibri" w:hAnsi="Calibri" w:cs="Arial"/>
-          <w:rtl/>
-          <w:sz w:val="24"/>
-          <w:szCs w:val="24"/>
-        </w:rPr>
-        <w:t xml:space="preserve">عدد مطالبات العملاء المتعلقة بتلف النقل أو الوثائق.</w:t>
-      </w:r>
-    </w:p>
-    <w:p>
-      <w:pPr>
-        <w:pStyle w:val="ListeParagraf"/>
-        <w:bidi/>
-        <w:spacing w:after="80"/>
-        <w:ind w:left="0" w:right="709"/>
-        <w:jc w:val="both"/>
-      </w:pPr>
-    </w:p>
-    <w:p>
-      <w:pPr>
-        <w:pStyle w:val="ListeParagraf"/>
-        <w:bidi/>
-        <w:spacing w:before="120" w:after="60"/>
-        <w:ind w:left="0" w:right="709"/>
-      </w:pPr>
-      <w:r>
-        <w:rPr>
-          <w:rFonts w:ascii="Calibri" w:hAnsi="Calibri" w:cs="Arial"/>
-          <w:b/>
-          <w:bCs/>
-          <w:rtl/>
-          <w:sz w:val="24"/>
-          <w:szCs w:val="24"/>
-        </w:rPr>
-        <w:t xml:space="preserve">6. الوثائق والسجلات ذات الصلة</w:t>
+          <w:sz w:val="24"/>
+          <w:szCs w:val="24"/>
+        </w:rPr>
+        <w:t xml:space="preserve">EMS.DP.PRO.08.01. Material Receiving and Storage Procedure</w:t>
       </w:r>
     </w:p>
     <w:p>
@@ -2171,18 +1705,16 @@
           <w:ilvl w:val="0"/>
           <w:numId w:val="1"/>
         </w:numPr>
-        <w:bidi/>
         <w:spacing w:after="60"/>
         <w:jc w:val="both"/>
       </w:pPr>
       <w:r>
         <w:rPr>
           <w:rFonts w:ascii="Calibri" w:hAnsi="Calibri" w:cs="Arial"/>
-          <w:rtl/>
-          <w:sz w:val="24"/>
-          <w:szCs w:val="24"/>
-        </w:rPr>
-        <w:t xml:space="preserve">خطة الشحن وقوائم التعبئة وخطط التحميل</w:t>
+          <w:sz w:val="24"/>
+          <w:szCs w:val="24"/>
+        </w:rPr>
+        <w:t xml:space="preserve">EMS.DP.TL.08.03. Finished Goods Warehouse Instruction</w:t>
       </w:r>
     </w:p>
     <w:p>
@@ -2192,18 +1724,16 @@
           <w:ilvl w:val="0"/>
           <w:numId w:val="1"/>
         </w:numPr>
-        <w:bidi/>
         <w:spacing w:after="60"/>
         <w:jc w:val="both"/>
       </w:pPr>
       <w:r>
         <w:rPr>
           <w:rFonts w:ascii="Calibri" w:hAnsi="Calibri" w:cs="Arial"/>
-          <w:rtl/>
-          <w:sz w:val="24"/>
-          <w:szCs w:val="24"/>
-        </w:rPr>
-        <w:t xml:space="preserve">الإفراج عن الشحنة وتقارير الفحص النهائي</w:t>
+          <w:sz w:val="24"/>
+          <w:szCs w:val="24"/>
+        </w:rPr>
+        <w:t xml:space="preserve">EMS.DP.TL.08.04. Carton Marking, Labelling and Packing List Instruction</w:t>
       </w:r>
     </w:p>
     <w:p>
@@ -2213,18 +1743,1206 @@
           <w:ilvl w:val="0"/>
           <w:numId w:val="1"/>
         </w:numPr>
-        <w:bidi/>
         <w:spacing w:after="60"/>
         <w:jc w:val="both"/>
       </w:pPr>
       <w:r>
         <w:rPr>
           <w:rFonts w:ascii="Calibri" w:hAnsi="Calibri" w:cs="Arial"/>
-          <w:rtl/>
-          <w:sz w:val="24"/>
-          <w:szCs w:val="24"/>
-        </w:rPr>
-        <w:t xml:space="preserve">قوائم فحص الحاويات / الشاحنات وسجلات الأختام</w:t>
+          <w:sz w:val="24"/>
+          <w:szCs w:val="24"/>
+        </w:rPr>
+        <w:t xml:space="preserve">EMS.GR.PRO.14.02. Transaction Certificate and Labelling Procedure</w:t>
+      </w:r>
+    </w:p>
+    <w:p>
+      <w:pPr>
+        <w:pStyle w:val="ListeParagraf"/>
+        <w:spacing w:after="80"/>
+        <w:ind w:left="709" w:right="0"/>
+        <w:jc w:val="both"/>
+      </w:pPr>
+    </w:p>
+    <w:p>
+      <w:pPr>
+        <w:pStyle w:val="ListeParagraf"/>
+        <w:spacing w:before="120" w:after="60"/>
+        <w:ind w:left="709" w:right="0"/>
+      </w:pPr>
+      <w:r>
+        <w:rPr>
+          <w:rFonts w:ascii="Calibri" w:hAnsi="Calibri" w:cs="Arial"/>
+          <w:b/>
+          <w:bCs/>
+          <w:sz w:val="24"/>
+          <w:szCs w:val="24"/>
+        </w:rPr>
+        <w:t xml:space="preserve">9. FEEDBACK AND FOLLOW-UP</w:t>
+      </w:r>
+    </w:p>
+    <w:p>
+      <w:pPr>
+        <w:pStyle w:val="ListeParagraf"/>
+        <w:spacing w:after="80"/>
+        <w:ind w:left="709" w:right="0"/>
+        <w:jc w:val="both"/>
+      </w:pPr>
+      <w:r>
+        <w:rPr>
+          <w:rFonts w:ascii="Calibri" w:hAnsi="Calibri" w:cs="Arial"/>
+          <w:sz w:val="24"/>
+          <w:szCs w:val="24"/>
+        </w:rPr>
+        <w:t xml:space="preserve">This procedure is reviewed every year by the Warehouse and Logistics Manager. Customer feedback, shipment errors and security audit results are evaluated and the procedure is revised when necessary.</w:t>
+      </w:r>
+    </w:p>
+    <w:p>
+      <w:r>
+        <w:br w:type="page"/>
+      </w:r>
+    </w:p>
+    <w:p>
+      <w:pPr>
+        <w:pStyle w:val="ListeParagraf"/>
+        <w:bidi/>
+        <w:spacing w:before="120" w:after="60"/>
+        <w:ind w:left="0" w:right="709"/>
+      </w:pPr>
+      <w:r>
+        <w:rPr>
+          <w:rFonts w:ascii="Calibri" w:hAnsi="Calibri" w:cs="Arial"/>
+          <w:b/>
+          <w:bCs/>
+          <w:rtl/>
+          <w:sz w:val="24"/>
+          <w:szCs w:val="24"/>
+        </w:rPr>
+        <w:t xml:space="preserve">الغرض</w:t>
+      </w:r>
+    </w:p>
+    <w:p>
+      <w:pPr>
+        <w:pStyle w:val="ListeParagraf"/>
+        <w:bidi/>
+        <w:spacing w:after="80"/>
+        <w:ind w:left="0" w:right="709"/>
+        <w:jc w:val="both"/>
+      </w:pPr>
+      <w:r>
+        <w:rPr>
+          <w:rFonts w:ascii="Calibri" w:hAnsi="Calibri" w:cs="Arial"/>
+          <w:rtl/>
+          <w:sz w:val="24"/>
+          <w:szCs w:val="24"/>
+        </w:rPr>
+        <w:t xml:space="preserve">يحدد هذا الإجراء كيفية تجهيز المنتجات النهائية وفحصها وتوثيقها وتحميلها وإرسالها إلى العملاء في شركة إيروغلو للتريكو (EMS)، بحيث تُسلم المنتجات الصحيحة بالكمية والتعبئة والحالة الصحيحة، في الموعد وبشكل آمن. كما يحدد التخزين والتحكم بمبدأ الداخل أولًا يخرج أولًا في مستودع المنتجات النهائية، ووثائق الشحن، وضبط الأختام، وسجلات التتبع بعد الشحن.</w:t>
+      </w:r>
+    </w:p>
+    <w:p>
+      <w:pPr>
+        <w:pStyle w:val="ListeParagraf"/>
+        <w:bidi/>
+        <w:spacing w:after="80"/>
+        <w:ind w:left="0" w:right="709"/>
+        <w:jc w:val="both"/>
+      </w:pPr>
+    </w:p>
+    <w:p>
+      <w:pPr>
+        <w:pStyle w:val="ListeParagraf"/>
+        <w:bidi/>
+        <w:spacing w:before="120" w:after="60"/>
+        <w:ind w:left="0" w:right="709"/>
+      </w:pPr>
+      <w:r>
+        <w:rPr>
+          <w:rFonts w:ascii="Calibri" w:hAnsi="Calibri" w:cs="Arial"/>
+          <w:b/>
+          <w:bCs/>
+          <w:rtl/>
+          <w:sz w:val="24"/>
+          <w:szCs w:val="24"/>
+        </w:rPr>
+        <w:t xml:space="preserve">النطاق</w:t>
+      </w:r>
+    </w:p>
+    <w:p>
+      <w:pPr>
+        <w:pStyle w:val="ListeParagraf"/>
+        <w:bidi/>
+        <w:spacing w:after="80"/>
+        <w:ind w:left="0" w:right="709"/>
+        <w:jc w:val="both"/>
+      </w:pPr>
+      <w:r>
+        <w:rPr>
+          <w:rFonts w:ascii="Calibri" w:hAnsi="Calibri" w:cs="Arial"/>
+          <w:rtl/>
+          <w:sz w:val="24"/>
+          <w:szCs w:val="24"/>
+        </w:rPr>
+        <w:t xml:space="preserve">يشمل هذا الإجراء جميع شحنات المنتجات النهائية إلى العملاء (التصدير والمحلي)، والشحنات من وإلى المقاولين من الباطن والمرتجعات، سواء بالحاويات أو الشاحنات أو البريد السريع. ويبدأ باستلام البضائع المفرج عنها في مستودع المنتجات النهائية وينتهي بسجل ما بعد الشحن. ويغطي EMS.İD.PRO.03.05. أمن التحميل.</w:t>
+      </w:r>
+    </w:p>
+    <w:p>
+      <w:pPr>
+        <w:pStyle w:val="ListeParagraf"/>
+        <w:bidi/>
+        <w:spacing w:after="80"/>
+        <w:ind w:left="0" w:right="709"/>
+        <w:jc w:val="both"/>
+      </w:pPr>
+    </w:p>
+    <w:p>
+      <w:pPr>
+        <w:pStyle w:val="ListeParagraf"/>
+        <w:bidi/>
+        <w:spacing w:before="120" w:after="60"/>
+        <w:ind w:left="0" w:right="709"/>
+      </w:pPr>
+      <w:r>
+        <w:rPr>
+          <w:rFonts w:ascii="Calibri" w:hAnsi="Calibri" w:cs="Arial"/>
+          <w:b/>
+          <w:bCs/>
+          <w:rtl/>
+          <w:sz w:val="24"/>
+          <w:szCs w:val="24"/>
+        </w:rPr>
+        <w:t xml:space="preserve">المسؤوليات</w:t>
+      </w:r>
+    </w:p>
+    <w:p>
+      <w:pPr>
+        <w:pStyle w:val="ListeParagraf"/>
+        <w:bidi/>
+        <w:spacing w:after="80"/>
+        <w:ind w:left="0" w:right="709"/>
+        <w:jc w:val="both"/>
+      </w:pPr>
+      <w:r>
+        <w:rPr>
+          <w:rFonts w:ascii="Calibri" w:hAnsi="Calibri" w:cs="Arial"/>
+          <w:rtl/>
+          <w:sz w:val="24"/>
+          <w:szCs w:val="24"/>
+        </w:rPr>
+        <w:t xml:space="preserve">• </w:t>
+      </w:r>
+      <w:r>
+        <w:rPr>
+          <w:rFonts w:ascii="Calibri" w:hAnsi="Calibri" w:cs="Arial"/>
+          <w:b/>
+          <w:bCs/>
+          <w:rtl/>
+          <w:sz w:val="24"/>
+          <w:szCs w:val="24"/>
+        </w:rPr>
+        <w:t xml:space="preserve">مدير المخازن والخدمات اللوجستية:</w:t>
+      </w:r>
+      <w:r>
+        <w:rPr>
+          <w:rFonts w:ascii="Calibri" w:hAnsi="Calibri" w:cs="Arial"/>
+          <w:rtl/>
+          <w:sz w:val="24"/>
+          <w:szCs w:val="24"/>
+        </w:rPr>
+        <w:t xml:space="preserve"> يخطط الشحنات ويحجز وسائل النقل وينسق التحميل ويضمن تطبيق الإجراء ويرفع مؤشرات الشحن.</w:t>
+      </w:r>
+    </w:p>
+    <w:p>
+      <w:pPr>
+        <w:pStyle w:val="ListeParagraf"/>
+        <w:bidi/>
+        <w:spacing w:after="80"/>
+        <w:ind w:left="0" w:right="709"/>
+        <w:jc w:val="both"/>
+      </w:pPr>
+      <w:r>
+        <w:rPr>
+          <w:rFonts w:ascii="Calibri" w:hAnsi="Calibri" w:cs="Arial"/>
+          <w:rtl/>
+          <w:sz w:val="24"/>
+          <w:szCs w:val="24"/>
+        </w:rPr>
+        <w:t xml:space="preserve">• </w:t>
+      </w:r>
+      <w:r>
+        <w:rPr>
+          <w:rFonts w:ascii="Calibri" w:hAnsi="Calibri" w:cs="Arial"/>
+          <w:b/>
+          <w:bCs/>
+          <w:rtl/>
+          <w:sz w:val="24"/>
+          <w:szCs w:val="24"/>
+        </w:rPr>
+        <w:t xml:space="preserve">موظفو الشحن:</w:t>
+      </w:r>
+      <w:r>
+        <w:rPr>
+          <w:rFonts w:ascii="Calibri" w:hAnsi="Calibri" w:cs="Arial"/>
+          <w:rtl/>
+          <w:sz w:val="24"/>
+          <w:szCs w:val="24"/>
+        </w:rPr>
+        <w:t xml:space="preserve"> يعدون قائمة التعبئة ويفحصون الكراتين ويحملون البضائع وفق خطة التحميل؛ ويحتفظون بسجلات الإفراج عن الشحنة والتتبع.</w:t>
+      </w:r>
+    </w:p>
+    <w:p>
+      <w:pPr>
+        <w:pStyle w:val="ListeParagraf"/>
+        <w:bidi/>
+        <w:spacing w:after="80"/>
+        <w:ind w:left="0" w:right="709"/>
+        <w:jc w:val="both"/>
+      </w:pPr>
+      <w:r>
+        <w:rPr>
+          <w:rFonts w:ascii="Calibri" w:hAnsi="Calibri" w:cs="Arial"/>
+          <w:rtl/>
+          <w:sz w:val="24"/>
+          <w:szCs w:val="24"/>
+        </w:rPr>
+        <w:t xml:space="preserve">• </w:t>
+      </w:r>
+      <w:r>
+        <w:rPr>
+          <w:rFonts w:ascii="Calibri" w:hAnsi="Calibri" w:cs="Arial"/>
+          <w:b/>
+          <w:bCs/>
+          <w:rtl/>
+          <w:sz w:val="24"/>
+          <w:szCs w:val="24"/>
+        </w:rPr>
+        <w:t xml:space="preserve">مشغلو مستودع المنتجات النهائية:</w:t>
+      </w:r>
+      <w:r>
+        <w:rPr>
+          <w:rFonts w:ascii="Calibri" w:hAnsi="Calibri" w:cs="Arial"/>
+          <w:rtl/>
+          <w:sz w:val="24"/>
+          <w:szCs w:val="24"/>
+        </w:rPr>
+        <w:t xml:space="preserve"> يستلمون البضائع المفرج عنها ويخزنونها حسب الطلبية والدفعة والتشغيلة ويطبقون مبدأ FIFO وينفذون التفتيش الدوري للمستودع.</w:t>
+      </w:r>
+    </w:p>
+    <w:p>
+      <w:pPr>
+        <w:pStyle w:val="ListeParagraf"/>
+        <w:bidi/>
+        <w:spacing w:after="80"/>
+        <w:ind w:left="0" w:right="709"/>
+        <w:jc w:val="both"/>
+      </w:pPr>
+      <w:r>
+        <w:rPr>
+          <w:rFonts w:ascii="Calibri" w:hAnsi="Calibri" w:cs="Arial"/>
+          <w:rtl/>
+          <w:sz w:val="24"/>
+          <w:szCs w:val="24"/>
+        </w:rPr>
+        <w:t xml:space="preserve">• </w:t>
+      </w:r>
+      <w:r>
+        <w:rPr>
+          <w:rFonts w:ascii="Calibri" w:hAnsi="Calibri" w:cs="Arial"/>
+          <w:b/>
+          <w:bCs/>
+          <w:rtl/>
+          <w:sz w:val="24"/>
+          <w:szCs w:val="24"/>
+        </w:rPr>
+        <w:t xml:space="preserve">ضمان الجودة:</w:t>
+      </w:r>
+      <w:r>
+        <w:rPr>
+          <w:rFonts w:ascii="Calibri" w:hAnsi="Calibri" w:cs="Arial"/>
+          <w:rtl/>
+          <w:sz w:val="24"/>
+          <w:szCs w:val="24"/>
+        </w:rPr>
+        <w:t xml:space="preserve"> ينفذ الفحص النهائي ويفرج عن الشحنة؛ وينسق عمليات فحص العميل أو الطرف الثالث ويقرر بشأن الدفعات غير المطابقة.</w:t>
+      </w:r>
+    </w:p>
+    <w:p>
+      <w:pPr>
+        <w:pStyle w:val="ListeParagraf"/>
+        <w:bidi/>
+        <w:spacing w:after="80"/>
+        <w:ind w:left="0" w:right="709"/>
+        <w:jc w:val="both"/>
+      </w:pPr>
+      <w:r>
+        <w:rPr>
+          <w:rFonts w:ascii="Calibri" w:hAnsi="Calibri" w:cs="Arial"/>
+          <w:rtl/>
+          <w:sz w:val="24"/>
+          <w:szCs w:val="24"/>
+        </w:rPr>
+        <w:t xml:space="preserve">• </w:t>
+      </w:r>
+      <w:r>
+        <w:rPr>
+          <w:rFonts w:ascii="Calibri" w:hAnsi="Calibri" w:cs="Arial"/>
+          <w:b/>
+          <w:bCs/>
+          <w:rtl/>
+          <w:sz w:val="24"/>
+          <w:szCs w:val="24"/>
+        </w:rPr>
+        <w:t xml:space="preserve">مسؤول التصدير / الجمارك:</w:t>
+      </w:r>
+      <w:r>
+        <w:rPr>
+          <w:rFonts w:ascii="Calibri" w:hAnsi="Calibri" w:cs="Arial"/>
+          <w:rtl/>
+          <w:sz w:val="24"/>
+          <w:szCs w:val="24"/>
+        </w:rPr>
+        <w:t xml:space="preserve"> يعد وثائق التصدير والجمارك ويشارك وثائق الشحن مع العميل ووكيل الشحن.</w:t>
+      </w:r>
+    </w:p>
+    <w:p>
+      <w:pPr>
+        <w:pStyle w:val="ListeParagraf"/>
+        <w:bidi/>
+        <w:spacing w:after="80"/>
+        <w:ind w:left="0" w:right="709"/>
+        <w:jc w:val="both"/>
+      </w:pPr>
+      <w:r>
+        <w:rPr>
+          <w:rFonts w:ascii="Calibri" w:hAnsi="Calibri" w:cs="Arial"/>
+          <w:rtl/>
+          <w:sz w:val="24"/>
+          <w:szCs w:val="24"/>
+        </w:rPr>
+        <w:t xml:space="preserve">• </w:t>
+      </w:r>
+      <w:r>
+        <w:rPr>
+          <w:rFonts w:ascii="Calibri" w:hAnsi="Calibri" w:cs="Arial"/>
+          <w:b/>
+          <w:bCs/>
+          <w:rtl/>
+          <w:sz w:val="24"/>
+          <w:szCs w:val="24"/>
+        </w:rPr>
+        <w:t xml:space="preserve">الأمن:</w:t>
+      </w:r>
+      <w:r>
+        <w:rPr>
+          <w:rFonts w:ascii="Calibri" w:hAnsi="Calibri" w:cs="Arial"/>
+          <w:rtl/>
+          <w:sz w:val="24"/>
+          <w:szCs w:val="24"/>
+        </w:rPr>
+        <w:t xml:space="preserve"> يطبق ضوابط المركبات والحاويات والأختام وفق EMS.İD.PRO.03.05. وEMS.QA.PRO.02.04.</w:t>
+      </w:r>
+    </w:p>
+    <w:p>
+      <w:pPr>
+        <w:pStyle w:val="ListeParagraf"/>
+        <w:bidi/>
+        <w:spacing w:after="80"/>
+        <w:ind w:left="0" w:right="709"/>
+        <w:jc w:val="both"/>
+      </w:pPr>
+      <w:r>
+        <w:rPr>
+          <w:rFonts w:ascii="Calibri" w:hAnsi="Calibri" w:cs="Arial"/>
+          <w:rtl/>
+          <w:sz w:val="24"/>
+          <w:szCs w:val="24"/>
+        </w:rPr>
+        <w:t xml:space="preserve">• </w:t>
+      </w:r>
+      <w:r>
+        <w:rPr>
+          <w:rFonts w:ascii="Calibri" w:hAnsi="Calibri" w:cs="Arial"/>
+          <w:b/>
+          <w:bCs/>
+          <w:rtl/>
+          <w:sz w:val="24"/>
+          <w:szCs w:val="24"/>
+        </w:rPr>
+        <w:t xml:space="preserve">التسويق:</w:t>
+      </w:r>
+      <w:r>
+        <w:rPr>
+          <w:rFonts w:ascii="Calibri" w:hAnsi="Calibri" w:cs="Arial"/>
+          <w:rtl/>
+          <w:sz w:val="24"/>
+          <w:szCs w:val="24"/>
+        </w:rPr>
+        <w:t xml:space="preserve"> يؤكد مواعيد التسليم وتعليمات الشحن الخاصة بالعميل والوثائق المطلوبة لكل عميل.</w:t>
+      </w:r>
+    </w:p>
+    <w:p>
+      <w:pPr>
+        <w:pStyle w:val="ListeParagraf"/>
+        <w:bidi/>
+        <w:spacing w:after="80"/>
+        <w:ind w:left="0" w:right="709"/>
+        <w:jc w:val="both"/>
+      </w:pPr>
+    </w:p>
+    <w:p>
+      <w:pPr>
+        <w:pStyle w:val="ListeParagraf"/>
+        <w:bidi/>
+        <w:spacing w:before="120" w:after="60"/>
+        <w:ind w:left="0" w:right="709"/>
+      </w:pPr>
+      <w:r>
+        <w:rPr>
+          <w:rFonts w:ascii="Calibri" w:hAnsi="Calibri" w:cs="Arial"/>
+          <w:b/>
+          <w:bCs/>
+          <w:rtl/>
+          <w:sz w:val="24"/>
+          <w:szCs w:val="24"/>
+        </w:rPr>
+        <w:t xml:space="preserve">التعريفات</w:t>
+      </w:r>
+    </w:p>
+    <w:p>
+      <w:pPr>
+        <w:pStyle w:val="ListeParagraf"/>
+        <w:bidi/>
+        <w:spacing w:after="80"/>
+        <w:ind w:left="0" w:right="709"/>
+        <w:jc w:val="both"/>
+      </w:pPr>
+      <w:r>
+        <w:rPr>
+          <w:rFonts w:ascii="Calibri" w:hAnsi="Calibri" w:cs="Arial"/>
+          <w:rtl/>
+          <w:sz w:val="24"/>
+          <w:szCs w:val="24"/>
+        </w:rPr>
+        <w:t xml:space="preserve">• </w:t>
+      </w:r>
+      <w:r>
+        <w:rPr>
+          <w:rFonts w:ascii="Calibri" w:hAnsi="Calibri" w:cs="Arial"/>
+          <w:b/>
+          <w:bCs/>
+          <w:rtl/>
+          <w:sz w:val="24"/>
+          <w:szCs w:val="24"/>
+        </w:rPr>
+        <w:t xml:space="preserve">قائمة التعبئة:</w:t>
+      </w:r>
+      <w:r>
+        <w:rPr>
+          <w:rFonts w:ascii="Calibri" w:hAnsi="Calibri" w:cs="Arial"/>
+          <w:rtl/>
+          <w:sz w:val="24"/>
+          <w:szCs w:val="24"/>
+        </w:rPr>
+        <w:t xml:space="preserve"> الوثيقة التي توضح الكراتين والمقاسات والألوان والكميات لكل شحنة.</w:t>
+      </w:r>
+    </w:p>
+    <w:p>
+      <w:pPr>
+        <w:pStyle w:val="ListeParagraf"/>
+        <w:bidi/>
+        <w:spacing w:after="80"/>
+        <w:ind w:left="0" w:right="709"/>
+        <w:jc w:val="both"/>
+      </w:pPr>
+      <w:r>
+        <w:rPr>
+          <w:rFonts w:ascii="Calibri" w:hAnsi="Calibri" w:cs="Arial"/>
+          <w:rtl/>
+          <w:sz w:val="24"/>
+          <w:szCs w:val="24"/>
+        </w:rPr>
+        <w:t xml:space="preserve">• </w:t>
+      </w:r>
+      <w:r>
+        <w:rPr>
+          <w:rFonts w:ascii="Calibri" w:hAnsi="Calibri" w:cs="Arial"/>
+          <w:b/>
+          <w:bCs/>
+          <w:rtl/>
+          <w:sz w:val="24"/>
+          <w:szCs w:val="24"/>
+        </w:rPr>
+        <w:t xml:space="preserve">الإفراج عن الشحنة:</w:t>
+      </w:r>
+      <w:r>
+        <w:rPr>
+          <w:rFonts w:ascii="Calibri" w:hAnsi="Calibri" w:cs="Arial"/>
+          <w:rtl/>
+          <w:sz w:val="24"/>
+          <w:szCs w:val="24"/>
+        </w:rPr>
+        <w:t xml:space="preserve"> الاعتماد الذي يمنحه ضمان الجودة بعد اجتياز الفحص النهائي بنجاح.</w:t>
+      </w:r>
+    </w:p>
+    <w:p>
+      <w:pPr>
+        <w:pStyle w:val="ListeParagraf"/>
+        <w:bidi/>
+        <w:spacing w:after="80"/>
+        <w:ind w:left="0" w:right="709"/>
+        <w:jc w:val="both"/>
+      </w:pPr>
+      <w:r>
+        <w:rPr>
+          <w:rFonts w:ascii="Calibri" w:hAnsi="Calibri" w:cs="Arial"/>
+          <w:rtl/>
+          <w:sz w:val="24"/>
+          <w:szCs w:val="24"/>
+        </w:rPr>
+        <w:t xml:space="preserve">• </w:t>
+      </w:r>
+      <w:r>
+        <w:rPr>
+          <w:rFonts w:ascii="Calibri" w:hAnsi="Calibri" w:cs="Arial"/>
+          <w:b/>
+          <w:bCs/>
+          <w:rtl/>
+          <w:sz w:val="24"/>
+          <w:szCs w:val="24"/>
+        </w:rPr>
+        <w:t xml:space="preserve">خطة التحميل:</w:t>
+      </w:r>
+      <w:r>
+        <w:rPr>
+          <w:rFonts w:ascii="Calibri" w:hAnsi="Calibri" w:cs="Arial"/>
+          <w:rtl/>
+          <w:sz w:val="24"/>
+          <w:szCs w:val="24"/>
+        </w:rPr>
+        <w:t xml:space="preserve"> الخطة التي توضح ترتيب تحميل الكراتين وموضعها في الحاوية أو الشاحنة.</w:t>
+      </w:r>
+    </w:p>
+    <w:p>
+      <w:pPr>
+        <w:pStyle w:val="ListeParagraf"/>
+        <w:bidi/>
+        <w:spacing w:after="80"/>
+        <w:ind w:left="0" w:right="709"/>
+        <w:jc w:val="both"/>
+      </w:pPr>
+      <w:r>
+        <w:rPr>
+          <w:rFonts w:ascii="Calibri" w:hAnsi="Calibri" w:cs="Arial"/>
+          <w:rtl/>
+          <w:sz w:val="24"/>
+          <w:szCs w:val="24"/>
+        </w:rPr>
+        <w:t xml:space="preserve">• </w:t>
+      </w:r>
+      <w:r>
+        <w:rPr>
+          <w:rFonts w:ascii="Calibri" w:hAnsi="Calibri" w:cs="Arial"/>
+          <w:b/>
+          <w:bCs/>
+          <w:rtl/>
+          <w:sz w:val="24"/>
+          <w:szCs w:val="24"/>
+        </w:rPr>
+        <w:t xml:space="preserve">FIFO (الداخل أولًا يخرج أولًا):</w:t>
+      </w:r>
+      <w:r>
+        <w:rPr>
+          <w:rFonts w:ascii="Calibri" w:hAnsi="Calibri" w:cs="Arial"/>
+          <w:rtl/>
+          <w:sz w:val="24"/>
+          <w:szCs w:val="24"/>
+        </w:rPr>
+        <w:t xml:space="preserve"> التخزين والإرسال بحسب ترتيب التاريخ؛ تُشحن التشغيلة الأقدم قبل التشغيلة الأحدث من الطلبية نفسها.</w:t>
+      </w:r>
+    </w:p>
+    <w:p>
+      <w:pPr>
+        <w:pStyle w:val="ListeParagraf"/>
+        <w:bidi/>
+        <w:spacing w:after="80"/>
+        <w:ind w:left="0" w:right="709"/>
+        <w:jc w:val="both"/>
+      </w:pPr>
+      <w:r>
+        <w:rPr>
+          <w:rFonts w:ascii="Calibri" w:hAnsi="Calibri" w:cs="Arial"/>
+          <w:rtl/>
+          <w:sz w:val="24"/>
+          <w:szCs w:val="24"/>
+        </w:rPr>
+        <w:t xml:space="preserve">• </w:t>
+      </w:r>
+      <w:r>
+        <w:rPr>
+          <w:rFonts w:ascii="Calibri" w:hAnsi="Calibri" w:cs="Arial"/>
+          <w:b/>
+          <w:bCs/>
+          <w:rtl/>
+          <w:sz w:val="24"/>
+          <w:szCs w:val="24"/>
+        </w:rPr>
+        <w:t xml:space="preserve">الفحص ذو النقاط السبع:</w:t>
+      </w:r>
+      <w:r>
+        <w:rPr>
+          <w:rFonts w:ascii="Calibri" w:hAnsi="Calibri" w:cs="Arial"/>
+          <w:rtl/>
+          <w:sz w:val="24"/>
+          <w:szCs w:val="24"/>
+        </w:rPr>
+        <w:t xml:space="preserve"> فحص الجدار الأمامي والجانب الأيسر والجانب الأيمن والأرضية والسقف والأبواب من الداخل والخارج والهيكل الخارجي والسفلي للحاوية أو الشاحنة.</w:t>
+      </w:r>
+    </w:p>
+    <w:p>
+      <w:pPr>
+        <w:pStyle w:val="ListeParagraf"/>
+        <w:bidi/>
+        <w:spacing w:after="80"/>
+        <w:ind w:left="0" w:right="709"/>
+        <w:jc w:val="both"/>
+      </w:pPr>
+      <w:r>
+        <w:rPr>
+          <w:rFonts w:ascii="Calibri" w:hAnsi="Calibri" w:cs="Arial"/>
+          <w:rtl/>
+          <w:sz w:val="24"/>
+          <w:szCs w:val="24"/>
+        </w:rPr>
+        <w:t xml:space="preserve">• </w:t>
+      </w:r>
+      <w:r>
+        <w:rPr>
+          <w:rFonts w:ascii="Calibri" w:hAnsi="Calibri" w:cs="Arial"/>
+          <w:b/>
+          <w:bCs/>
+          <w:rtl/>
+          <w:sz w:val="24"/>
+          <w:szCs w:val="24"/>
+        </w:rPr>
+        <w:t xml:space="preserve">الختم:</w:t>
+      </w:r>
+      <w:r>
+        <w:rPr>
+          <w:rFonts w:ascii="Calibri" w:hAnsi="Calibri" w:cs="Arial"/>
+          <w:rtl/>
+          <w:sz w:val="24"/>
+          <w:szCs w:val="24"/>
+        </w:rPr>
+        <w:t xml:space="preserve"> ختم عالي الأمان مرقم ومقاوم للعبث ومطابق للمعيار ISO 17712، يُركب بعد التحميل.</w:t>
+      </w:r>
+    </w:p>
+    <w:p>
+      <w:pPr>
+        <w:pStyle w:val="ListeParagraf"/>
+        <w:bidi/>
+        <w:spacing w:after="80"/>
+        <w:ind w:left="0" w:right="709"/>
+        <w:jc w:val="both"/>
+      </w:pPr>
+      <w:r>
+        <w:rPr>
+          <w:rFonts w:ascii="Calibri" w:hAnsi="Calibri" w:cs="Arial"/>
+          <w:rtl/>
+          <w:sz w:val="24"/>
+          <w:szCs w:val="24"/>
+        </w:rPr>
+        <w:t xml:space="preserve">• </w:t>
+      </w:r>
+      <w:r>
+        <w:rPr>
+          <w:rFonts w:ascii="Calibri" w:hAnsi="Calibri" w:cs="Arial"/>
+          <w:b/>
+          <w:bCs/>
+          <w:rtl/>
+          <w:sz w:val="24"/>
+          <w:szCs w:val="24"/>
+        </w:rPr>
+        <w:t xml:space="preserve">سجل التتبع:</w:t>
+      </w:r>
+      <w:r>
+        <w:rPr>
+          <w:rFonts w:ascii="Calibri" w:hAnsi="Calibri" w:cs="Arial"/>
+          <w:rtl/>
+          <w:sz w:val="24"/>
+          <w:szCs w:val="24"/>
+        </w:rPr>
+        <w:t xml:space="preserve"> السجل الذي يربط الطلبية والدفعة والتشغيلة والكرتونة والشحنة بحيث يمكن تتبع المنتج للخلف وللأمام.</w:t>
+      </w:r>
+    </w:p>
+    <w:p>
+      <w:pPr>
+        <w:pStyle w:val="ListeParagraf"/>
+        <w:bidi/>
+        <w:spacing w:after="80"/>
+        <w:ind w:left="0" w:right="709"/>
+        <w:jc w:val="both"/>
+      </w:pPr>
+    </w:p>
+    <w:p>
+      <w:pPr>
+        <w:pStyle w:val="ListeParagraf"/>
+        <w:bidi/>
+        <w:spacing w:before="120" w:after="60"/>
+        <w:ind w:left="0" w:right="709"/>
+      </w:pPr>
+      <w:r>
+        <w:rPr>
+          <w:rFonts w:ascii="Calibri" w:hAnsi="Calibri" w:cs="Arial"/>
+          <w:b/>
+          <w:bCs/>
+          <w:rtl/>
+          <w:sz w:val="24"/>
+          <w:szCs w:val="24"/>
+        </w:rPr>
+        <w:t xml:space="preserve">العمليات الرئيسية والفرعية</w:t>
+      </w:r>
+    </w:p>
+    <w:p>
+      <w:pPr>
+        <w:pStyle w:val="ListeParagraf"/>
+        <w:bidi/>
+        <w:spacing w:before="120" w:after="60"/>
+        <w:ind w:left="0" w:right="709"/>
+      </w:pPr>
+      <w:r>
+        <w:rPr>
+          <w:rFonts w:ascii="Calibri" w:hAnsi="Calibri" w:cs="Arial"/>
+          <w:b/>
+          <w:bCs/>
+          <w:rtl/>
+          <w:sz w:val="24"/>
+          <w:szCs w:val="24"/>
+        </w:rPr>
+        <w:t xml:space="preserve">1. تخطيط الشحن</w:t>
+      </w:r>
+    </w:p>
+    <w:p>
+      <w:pPr>
+        <w:pStyle w:val="ListeParagraf"/>
+        <w:bidi/>
+        <w:spacing w:after="80"/>
+        <w:ind w:left="0" w:right="709"/>
+        <w:jc w:val="both"/>
+      </w:pPr>
+      <w:r>
+        <w:rPr>
+          <w:rFonts w:ascii="Calibri" w:hAnsi="Calibri" w:cs="Arial"/>
+          <w:rtl/>
+          <w:sz w:val="24"/>
+          <w:szCs w:val="24"/>
+        </w:rPr>
+        <w:t xml:space="preserve">1.1. يعد مدير المخازن والخدمات اللوجستية خطة الشحن الأسبوعية بناءً على مواعيد التسليم للعملاء وحالة الإنتاج.</w:t>
+      </w:r>
+    </w:p>
+    <w:p>
+      <w:pPr>
+        <w:pStyle w:val="ListeParagraf"/>
+        <w:bidi/>
+        <w:spacing w:after="80"/>
+        <w:ind w:left="0" w:right="709"/>
+        <w:jc w:val="both"/>
+      </w:pPr>
+      <w:r>
+        <w:rPr>
+          <w:rFonts w:ascii="Calibri" w:hAnsi="Calibri" w:cs="Arial"/>
+          <w:rtl/>
+          <w:sz w:val="24"/>
+          <w:szCs w:val="24"/>
+        </w:rPr>
+        <w:t xml:space="preserve">1.2. يُحجز النقل لدى وكلاء الشحن وشركات النقل المعتمدة؛ ويُؤكد نوع الحاوية أو الشاحنة وتاريخ التحميل.</w:t>
+      </w:r>
+    </w:p>
+    <w:p>
+      <w:pPr>
+        <w:pStyle w:val="ListeParagraf"/>
+        <w:bidi/>
+        <w:spacing w:after="80"/>
+        <w:ind w:left="0" w:right="709"/>
+        <w:jc w:val="both"/>
+      </w:pPr>
+      <w:r>
+        <w:rPr>
+          <w:rFonts w:ascii="Calibri" w:hAnsi="Calibri" w:cs="Arial"/>
+          <w:rtl/>
+          <w:sz w:val="24"/>
+          <w:szCs w:val="24"/>
+        </w:rPr>
+        <w:t xml:space="preserve">1.3. تُحدَّث خطة الشحن يوميًا وتُشارك مع التسويق وضمان الجودة والأمن ومسؤول التصدير / الجمارك؛ ويُبلغ التسويق فورًا بأي خطر تأخير ليتمكن من إبلاغ العميل.</w:t>
+      </w:r>
+    </w:p>
+    <w:p>
+      <w:pPr>
+        <w:pStyle w:val="ListeParagraf"/>
+        <w:bidi/>
+        <w:spacing w:after="80"/>
+        <w:ind w:left="0" w:right="709"/>
+        <w:jc w:val="both"/>
+      </w:pPr>
+      <w:r>
+        <w:rPr>
+          <w:rFonts w:ascii="Calibri" w:hAnsi="Calibri" w:cs="Arial"/>
+          <w:rtl/>
+          <w:sz w:val="24"/>
+          <w:szCs w:val="24"/>
+        </w:rPr>
+        <w:t xml:space="preserve">1.4. تُراجع تعليمات الشحن الخاصة بالعميل (علامات الكراتين والبطاقات ومسار الشحن ومجموعة الوثائق والمتطلبات الخاصة) قبل تأكيد الخطة.</w:t>
+      </w:r>
+    </w:p>
+    <w:p>
+      <w:pPr>
+        <w:pStyle w:val="ListeParagraf"/>
+        <w:bidi/>
+        <w:spacing w:after="80"/>
+        <w:ind w:left="0" w:right="709"/>
+        <w:jc w:val="both"/>
+      </w:pPr>
+    </w:p>
+    <w:p>
+      <w:pPr>
+        <w:pStyle w:val="ListeParagraf"/>
+        <w:bidi/>
+        <w:spacing w:before="120" w:after="60"/>
+        <w:ind w:left="0" w:right="709"/>
+      </w:pPr>
+      <w:r>
+        <w:rPr>
+          <w:rFonts w:ascii="Calibri" w:hAnsi="Calibri" w:cs="Arial"/>
+          <w:b/>
+          <w:bCs/>
+          <w:rtl/>
+          <w:sz w:val="24"/>
+          <w:szCs w:val="24"/>
+        </w:rPr>
+        <w:t xml:space="preserve">2. التجهيز والفحص النهائي</w:t>
+      </w:r>
+    </w:p>
+    <w:p>
+      <w:pPr>
+        <w:pStyle w:val="ListeParagraf"/>
+        <w:bidi/>
+        <w:spacing w:after="80"/>
+        <w:ind w:left="0" w:right="709"/>
+        <w:jc w:val="both"/>
+      </w:pPr>
+      <w:r>
+        <w:rPr>
+          <w:rFonts w:ascii="Calibri" w:hAnsi="Calibri" w:cs="Arial"/>
+          <w:rtl/>
+          <w:sz w:val="24"/>
+          <w:szCs w:val="24"/>
+        </w:rPr>
+        <w:t xml:space="preserve">2.1. تُفحص الكراتين المعبأة وفق تعليمات التعبئة الخاصة بالعميل: علامات الكراتين والبطاقات والباركود وتشكيلة المقاسات والألوان ووزن الكرتونة وأبعادها.</w:t>
+      </w:r>
+    </w:p>
+    <w:p>
+      <w:pPr>
+        <w:pStyle w:val="ListeParagraf"/>
+        <w:bidi/>
+        <w:spacing w:after="80"/>
+        <w:ind w:left="0" w:right="709"/>
+        <w:jc w:val="both"/>
+      </w:pPr>
+      <w:r>
+        <w:rPr>
+          <w:rFonts w:ascii="Calibri" w:hAnsi="Calibri" w:cs="Arial"/>
+          <w:rtl/>
+          <w:sz w:val="24"/>
+          <w:szCs w:val="24"/>
+        </w:rPr>
+        <w:t xml:space="preserve">2.2. تمر جميع المنتجات النهائية عبر جهاز كشف المعادن وفق EMS.QA.PRO.02.05. قبل التعبئة النهائية.</w:t>
+      </w:r>
+    </w:p>
+    <w:p>
+      <w:pPr>
+        <w:pStyle w:val="ListeParagraf"/>
+        <w:bidi/>
+        <w:spacing w:after="80"/>
+        <w:ind w:left="0" w:right="709"/>
+        <w:jc w:val="both"/>
+      </w:pPr>
+      <w:r>
+        <w:rPr>
+          <w:rFonts w:ascii="Calibri" w:hAnsi="Calibri" w:cs="Arial"/>
+          <w:rtl/>
+          <w:sz w:val="24"/>
+          <w:szCs w:val="24"/>
+        </w:rPr>
+        <w:t xml:space="preserve">2.3. ينفذ ضمان الجودة الفحص النهائي AQL وفق EMS.QA.PRO.02.09.؛ وتُرتب عمليات فحص العميل أو الطرف الثالث عند الحاجة.</w:t>
+      </w:r>
+    </w:p>
+    <w:p>
+      <w:pPr>
+        <w:pStyle w:val="ListeParagraf"/>
+        <w:bidi/>
+        <w:spacing w:after="80"/>
+        <w:ind w:left="0" w:right="709"/>
+        <w:jc w:val="both"/>
+      </w:pPr>
+      <w:r>
+        <w:rPr>
+          <w:rFonts w:ascii="Calibri" w:hAnsi="Calibri" w:cs="Arial"/>
+          <w:rtl/>
+          <w:sz w:val="24"/>
+          <w:szCs w:val="24"/>
+        </w:rPr>
+        <w:t xml:space="preserve">2.4. لا تُنقل إلى منطقة التحميل إلا الشحنات الحاصلة على إفراج معتمد؛ وتُحتجز الدفعات غير المطابقة حتى إعادة الفحص.</w:t>
+      </w:r>
+    </w:p>
+    <w:p>
+      <w:pPr>
+        <w:pStyle w:val="ListeParagraf"/>
+        <w:bidi/>
+        <w:spacing w:after="80"/>
+        <w:ind w:left="0" w:right="709"/>
+        <w:jc w:val="both"/>
+      </w:pPr>
+      <w:r>
+        <w:rPr>
+          <w:rFonts w:ascii="Calibri" w:hAnsi="Calibri" w:cs="Arial"/>
+          <w:rtl/>
+          <w:sz w:val="24"/>
+          <w:szCs w:val="24"/>
+        </w:rPr>
+        <w:t xml:space="preserve">2.5. تُستلم البضائع المفرج عنها في مستودع المنتجات النهائية حسب الطلبية والدفعة والتشغيلة، وتوضع على منصات بعيدًا عن الجدران والأرضية، وتُخزن في منطقة نظيفة وجافة ومكافحة للآفات (EMS.DP.TL.08.03.).</w:t>
+      </w:r>
+    </w:p>
+    <w:p>
+      <w:pPr>
+        <w:pStyle w:val="ListeParagraf"/>
+        <w:bidi/>
+        <w:spacing w:after="80"/>
+        <w:ind w:left="0" w:right="709"/>
+        <w:jc w:val="both"/>
+      </w:pPr>
+      <w:r>
+        <w:rPr>
+          <w:rFonts w:ascii="Calibri" w:hAnsi="Calibri" w:cs="Arial"/>
+          <w:rtl/>
+          <w:sz w:val="24"/>
+          <w:szCs w:val="24"/>
+        </w:rPr>
+        <w:t xml:space="preserve">2.6. يُشحن المخزون بترتيب FIFO؛ وأي خروج عن FIFO يتطلب موافقة مدير المخازن والخدمات اللوجستية ويُسجل.</w:t>
+      </w:r>
+    </w:p>
+    <w:p>
+      <w:pPr>
+        <w:pStyle w:val="ListeParagraf"/>
+        <w:bidi/>
+        <w:spacing w:after="80"/>
+        <w:ind w:left="0" w:right="709"/>
+        <w:jc w:val="both"/>
+      </w:pPr>
+      <w:r>
+        <w:rPr>
+          <w:rFonts w:ascii="Calibri" w:hAnsi="Calibri" w:cs="Arial"/>
+          <w:rtl/>
+          <w:sz w:val="24"/>
+          <w:szCs w:val="24"/>
+        </w:rPr>
+        <w:t xml:space="preserve">2.7. تُعلّم الكراتين وتُوسم وتُدرج في القوائم وفق EMS.DP.TL.08.04.؛ وتُحفظ المنتجات المعتمدة (GRS وRCS وOCS) منفصلة ومعرّفة.</w:t>
+      </w:r>
+    </w:p>
+    <w:p>
+      <w:pPr>
+        <w:pStyle w:val="ListeParagraf"/>
+        <w:bidi/>
+        <w:spacing w:after="80"/>
+        <w:ind w:left="0" w:right="709"/>
+        <w:jc w:val="both"/>
+      </w:pPr>
+    </w:p>
+    <w:p>
+      <w:pPr>
+        <w:pStyle w:val="ListeParagraf"/>
+        <w:bidi/>
+        <w:spacing w:before="120" w:after="60"/>
+        <w:ind w:left="0" w:right="709"/>
+      </w:pPr>
+      <w:r>
+        <w:rPr>
+          <w:rFonts w:ascii="Calibri" w:hAnsi="Calibri" w:cs="Arial"/>
+          <w:b/>
+          <w:bCs/>
+          <w:rtl/>
+          <w:sz w:val="24"/>
+          <w:szCs w:val="24"/>
+        </w:rPr>
+        <w:t xml:space="preserve">3. التحميل</w:t>
+      </w:r>
+    </w:p>
+    <w:p>
+      <w:pPr>
+        <w:pStyle w:val="ListeParagraf"/>
+        <w:bidi/>
+        <w:spacing w:after="80"/>
+        <w:ind w:left="0" w:right="709"/>
+        <w:jc w:val="both"/>
+      </w:pPr>
+      <w:r>
+        <w:rPr>
+          <w:rFonts w:ascii="Calibri" w:hAnsi="Calibri" w:cs="Arial"/>
+          <w:rtl/>
+          <w:sz w:val="24"/>
+          <w:szCs w:val="24"/>
+        </w:rPr>
+        <w:t xml:space="preserve">3.1. قبل التحميل تُفحص الحاوية أو الشاحنة الفارغة للتأكد من خلوها من التلف ونظافتها وخلوها من الرطوبة والروائح والتجاويف المخفية وفق EMS.İD.PRO.03.05.</w:t>
+      </w:r>
+    </w:p>
+    <w:p>
+      <w:pPr>
+        <w:pStyle w:val="ListeParagraf"/>
+        <w:bidi/>
+        <w:spacing w:after="80"/>
+        <w:ind w:left="0" w:right="709"/>
+        <w:jc w:val="both"/>
+      </w:pPr>
+      <w:r>
+        <w:rPr>
+          <w:rFonts w:ascii="Calibri" w:hAnsi="Calibri" w:cs="Arial"/>
+          <w:rtl/>
+          <w:sz w:val="24"/>
+          <w:szCs w:val="24"/>
+        </w:rPr>
+        <w:t xml:space="preserve">3.2. يتم التحميل في منطقة التحميل الآمنة تحت إشراف موظفي الشحن والأمن، ويُوثق بالصور.</w:t>
+      </w:r>
+    </w:p>
+    <w:p>
+      <w:pPr>
+        <w:pStyle w:val="ListeParagraf"/>
+        <w:bidi/>
+        <w:spacing w:after="80"/>
+        <w:ind w:left="0" w:right="709"/>
+        <w:jc w:val="both"/>
+      </w:pPr>
+      <w:r>
+        <w:rPr>
+          <w:rFonts w:ascii="Calibri" w:hAnsi="Calibri" w:cs="Arial"/>
+          <w:rtl/>
+          <w:sz w:val="24"/>
+          <w:szCs w:val="24"/>
+        </w:rPr>
+        <w:t xml:space="preserve">3.3. تُعد الكراتين أثناء التحميل وتُطابق مع قائمة التعبئة؛ ويُعالج أي فرق قبل إغلاق الأبواب.</w:t>
+      </w:r>
+    </w:p>
+    <w:p>
+      <w:pPr>
+        <w:pStyle w:val="ListeParagraf"/>
+        <w:bidi/>
+        <w:spacing w:after="80"/>
+        <w:ind w:left="0" w:right="709"/>
+        <w:jc w:val="both"/>
+      </w:pPr>
+      <w:r>
+        <w:rPr>
+          <w:rFonts w:ascii="Calibri" w:hAnsi="Calibri" w:cs="Arial"/>
+          <w:rtl/>
+          <w:sz w:val="24"/>
+          <w:szCs w:val="24"/>
+        </w:rPr>
+        <w:t xml:space="preserve">3.4. تُطبق قواعد سلامة الرافعات الشوكية والتحميل: مشغلون مدربون، وحواجز العجلات، وألواح الرصيف، وعدم وجود أشخاص غير مصرح لهم في منطقة التحميل.</w:t>
+      </w:r>
+    </w:p>
+    <w:p>
+      <w:pPr>
+        <w:pStyle w:val="ListeParagraf"/>
+        <w:bidi/>
+        <w:spacing w:after="80"/>
+        <w:ind w:left="0" w:right="709"/>
+        <w:jc w:val="both"/>
+      </w:pPr>
+      <w:r>
+        <w:rPr>
+          <w:rFonts w:ascii="Calibri" w:hAnsi="Calibri" w:cs="Arial"/>
+          <w:rtl/>
+          <w:sz w:val="24"/>
+          <w:szCs w:val="24"/>
+        </w:rPr>
+        <w:t xml:space="preserve">3.5. بعد التحميل يُركب ختم عالي الأمان ويُسجل رقم الختم في وثائق الشحن وفق EMS.QA.PRO.02.04.</w:t>
+      </w:r>
+    </w:p>
+    <w:p>
+      <w:pPr>
+        <w:pStyle w:val="ListeParagraf"/>
+        <w:bidi/>
+        <w:spacing w:after="80"/>
+        <w:ind w:left="0" w:right="709"/>
+        <w:jc w:val="both"/>
+      </w:pPr>
+      <w:r>
+        <w:rPr>
+          <w:rFonts w:ascii="Calibri" w:hAnsi="Calibri" w:cs="Arial"/>
+          <w:rtl/>
+          <w:sz w:val="24"/>
+          <w:szCs w:val="24"/>
+        </w:rPr>
+        <w:t xml:space="preserve">3.6. لا تُحمّل المركبة أو الحاوية التي تفشل في الفحص؛ ويُبلغ وكيل الشحن ويُطلب بديل. ويُسجل الرفض.</w:t>
+      </w:r>
+    </w:p>
+    <w:p>
+      <w:pPr>
+        <w:pStyle w:val="ListeParagraf"/>
+        <w:bidi/>
+        <w:spacing w:after="80"/>
+        <w:ind w:left="0" w:right="709"/>
+        <w:jc w:val="both"/>
+      </w:pPr>
+      <w:r>
+        <w:rPr>
+          <w:rFonts w:ascii="Calibri" w:hAnsi="Calibri" w:cs="Arial"/>
+          <w:rtl/>
+          <w:sz w:val="24"/>
+          <w:szCs w:val="24"/>
+        </w:rPr>
+        <w:t xml:space="preserve">3.7. يُوقف التحميل إذا كانت كرتونة تالفة أو مبللة؛ وتُستبدل الكرتونة بعد موافقة ضمان الجودة.</w:t>
+      </w:r>
+    </w:p>
+    <w:p>
+      <w:pPr>
+        <w:pStyle w:val="ListeParagraf"/>
+        <w:bidi/>
+        <w:spacing w:after="80"/>
+        <w:ind w:left="0" w:right="709"/>
+        <w:jc w:val="both"/>
+      </w:pPr>
+    </w:p>
+    <w:p>
+      <w:pPr>
+        <w:pStyle w:val="ListeParagraf"/>
+        <w:bidi/>
+        <w:spacing w:before="120" w:after="60"/>
+        <w:ind w:left="0" w:right="709"/>
+      </w:pPr>
+      <w:r>
+        <w:rPr>
+          <w:rFonts w:ascii="Calibri" w:hAnsi="Calibri" w:cs="Arial"/>
+          <w:b/>
+          <w:bCs/>
+          <w:rtl/>
+          <w:sz w:val="24"/>
+          <w:szCs w:val="24"/>
+        </w:rPr>
+        <w:t xml:space="preserve">4. التوثيق والإرسال</w:t>
+      </w:r>
+    </w:p>
+    <w:p>
+      <w:pPr>
+        <w:pStyle w:val="ListeParagraf"/>
+        <w:bidi/>
+        <w:spacing w:after="80"/>
+        <w:ind w:left="0" w:right="709"/>
+        <w:jc w:val="both"/>
+      </w:pPr>
+      <w:r>
+        <w:rPr>
+          <w:rFonts w:ascii="Calibri" w:hAnsi="Calibri" w:cs="Arial"/>
+          <w:rtl/>
+          <w:sz w:val="24"/>
+          <w:szCs w:val="24"/>
+        </w:rPr>
+        <w:t xml:space="preserve">4.1. تُعد الوثائق التالية وتُراجع قبل الإرسال:</w:t>
       </w:r>
     </w:p>
     <w:p>
@@ -2245,7 +2963,7 @@
           <w:sz w:val="24"/>
           <w:szCs w:val="24"/>
         </w:rPr>
-        <w:t xml:space="preserve">EMS.İD.PRO.03.05. إجراء أمن تحميل الحاويات والشاحنات</w:t>
+        <w:t xml:space="preserve">الفاتورة التجارية وقائمة التعبئة،</w:t>
       </w:r>
     </w:p>
     <w:p>
@@ -2266,7 +2984,7 @@
           <w:sz w:val="24"/>
           <w:szCs w:val="24"/>
         </w:rPr>
-        <w:t xml:space="preserve">EMS.QA.PRO.02.04. إجراء إدارة الأختام</w:t>
+        <w:t xml:space="preserve">إقرارات التصدير والجمارك وشهادة المنشأ عند الحاجة،</w:t>
       </w:r>
     </w:p>
     <w:p>
@@ -2287,7 +3005,7 @@
           <w:sz w:val="24"/>
           <w:szCs w:val="24"/>
         </w:rPr>
-        <w:t xml:space="preserve">EMS.QA.PRO.02.05. إجراء جهاز كشف المعادن</w:t>
+        <w:t xml:space="preserve">طلب شهادة المعاملة للمنتجات المعتمدة (GRS وRCS وOCS)،</w:t>
       </w:r>
     </w:p>
     <w:p>
@@ -2308,7 +3026,61 @@
           <w:sz w:val="24"/>
           <w:szCs w:val="24"/>
         </w:rPr>
-        <w:t xml:space="preserve">EMS.QA.PRO.02.08. إجراء التتبع واستدعاء المنتج</w:t>
+        <w:t xml:space="preserve">مذكرة التسليم وسجل الختم وصور التحميل.</w:t>
+      </w:r>
+    </w:p>
+    <w:p>
+      <w:pPr>
+        <w:pStyle w:val="ListeParagraf"/>
+        <w:bidi/>
+        <w:spacing w:after="80"/>
+        <w:ind w:left="0" w:right="709"/>
+        <w:jc w:val="both"/>
+      </w:pPr>
+      <w:r>
+        <w:rPr>
+          <w:rFonts w:ascii="Calibri" w:hAnsi="Calibri" w:cs="Arial"/>
+          <w:rtl/>
+          <w:sz w:val="24"/>
+          <w:szCs w:val="24"/>
+        </w:rPr>
+        <w:t xml:space="preserve">4.2. لا تغادر المركبة الموقع إلا بعد أن يتحقق الأمن من الوثائق ورقم الختم.</w:t>
+      </w:r>
+    </w:p>
+    <w:p>
+      <w:pPr>
+        <w:pStyle w:val="ListeParagraf"/>
+        <w:bidi/>
+        <w:spacing w:after="80"/>
+        <w:ind w:left="0" w:right="709"/>
+        <w:jc w:val="both"/>
+      </w:pPr>
+      <w:r>
+        <w:rPr>
+          <w:rFonts w:ascii="Calibri" w:hAnsi="Calibri" w:cs="Arial"/>
+          <w:rtl/>
+          <w:sz w:val="24"/>
+          <w:szCs w:val="24"/>
+        </w:rPr>
+        <w:t xml:space="preserve">4.3. تُرسل تفاصيل الشحن (رقم الحاوية ورقم الختم والكمية والوثائق) إلى العميل ووكيل الشحن في يوم الإرسال.</w:t>
+      </w:r>
+    </w:p>
+    <w:p>
+      <w:pPr>
+        <w:pStyle w:val="ListeParagraf"/>
+        <w:bidi/>
+        <w:spacing w:after="80"/>
+        <w:ind w:left="0" w:right="709"/>
+        <w:jc w:val="both"/>
+      </w:pPr>
+      <w:r>
+        <w:rPr>
+          <w:rFonts w:ascii="Calibri" w:hAnsi="Calibri" w:cs="Arial"/>
+          <w:rtl/>
+          <w:sz w:val="24"/>
+          <w:szCs w:val="24"/>
+        </w:rPr>
+        <w:t xml:space="preserve">4.4. يراجع شخص ثانٍ الكميات والأوصاف وأرقام الطلبيات وأرقام الأختام بين مذكرة التسليم وقائمة التعبئة والفاتورة قبل الإفراج.</w:t>
       </w:r>
     </w:p>
     <w:p>
@@ -2336,7 +3108,7 @@
           <w:sz w:val="24"/>
           <w:szCs w:val="24"/>
         </w:rPr>
-        <w:t xml:space="preserve">7. التغذية الراجعة والمتابعة</w:t>
+        <w:t xml:space="preserve">5. المتابعة والأداء</w:t>
       </w:r>
     </w:p>
     <w:p>
@@ -2354,10 +3126,685 @@
           <w:sz w:val="24"/>
           <w:szCs w:val="24"/>
         </w:rPr>
+        <w:t xml:space="preserve">5.1. يتابع مدير المخازن والخدمات اللوجستية المؤشرات التالية شهريًا ويعرضها في مراجعة الإدارة:</w:t>
+      </w:r>
+    </w:p>
+    <w:p>
+      <w:pPr>
+        <w:pStyle w:val="ListeParagraf"/>
+        <w:numPr>
+          <w:ilvl w:val="0"/>
+          <w:numId w:val="1"/>
+        </w:numPr>
+        <w:bidi/>
+        <w:spacing w:after="60"/>
+        <w:jc w:val="both"/>
+      </w:pPr>
+      <w:r>
+        <w:rPr>
+          <w:rFonts w:ascii="Calibri" w:hAnsi="Calibri" w:cs="Arial"/>
+          <w:rtl/>
+          <w:sz w:val="24"/>
+          <w:szCs w:val="24"/>
+        </w:rPr>
+        <w:t xml:space="preserve">نسبة الشحن في الموعد (%)،</w:t>
+      </w:r>
+    </w:p>
+    <w:p>
+      <w:pPr>
+        <w:pStyle w:val="ListeParagraf"/>
+        <w:numPr>
+          <w:ilvl w:val="0"/>
+          <w:numId w:val="1"/>
+        </w:numPr>
+        <w:bidi/>
+        <w:spacing w:after="60"/>
+        <w:jc w:val="both"/>
+      </w:pPr>
+      <w:r>
+        <w:rPr>
+          <w:rFonts w:ascii="Calibri" w:hAnsi="Calibri" w:cs="Arial"/>
+          <w:rtl/>
+          <w:sz w:val="24"/>
+          <w:szCs w:val="24"/>
+        </w:rPr>
+        <w:t xml:space="preserve">عدد أخطاء الشحن (خطأ في الكمية أو المقاس أو اللون أو البطاقة)،</w:t>
+      </w:r>
+    </w:p>
+    <w:p>
+      <w:pPr>
+        <w:pStyle w:val="ListeParagraf"/>
+        <w:numPr>
+          <w:ilvl w:val="0"/>
+          <w:numId w:val="1"/>
+        </w:numPr>
+        <w:bidi/>
+        <w:spacing w:after="60"/>
+        <w:jc w:val="both"/>
+      </w:pPr>
+      <w:r>
+        <w:rPr>
+          <w:rFonts w:ascii="Calibri" w:hAnsi="Calibri" w:cs="Arial"/>
+          <w:rtl/>
+          <w:sz w:val="24"/>
+          <w:szCs w:val="24"/>
+        </w:rPr>
+        <w:t xml:space="preserve">عدد مطالبات العملاء المتعلقة بتلف النقل أو الوثائق.</w:t>
+      </w:r>
+    </w:p>
+    <w:p>
+      <w:pPr>
+        <w:pStyle w:val="ListeParagraf"/>
+        <w:bidi/>
+        <w:spacing w:after="80"/>
+        <w:ind w:left="0" w:right="709"/>
+        <w:jc w:val="both"/>
+      </w:pPr>
+      <w:r>
+        <w:rPr>
+          <w:rFonts w:ascii="Calibri" w:hAnsi="Calibri" w:cs="Arial"/>
+          <w:rtl/>
+          <w:sz w:val="24"/>
+          <w:szCs w:val="24"/>
+        </w:rPr>
+        <w:t xml:space="preserve">5.2. كما تُتابع المؤشرات التالية: نسبة الالتزام بالفحص ذي النقاط السبع (%)، وحالات عدم المطابقة في الأختام أو الوثائق، والزمن اللازم لتتبع الشحنة للخلف (الهدف محدد في إجراء التتبع).</w:t>
+      </w:r>
+    </w:p>
+    <w:p>
+      <w:pPr>
+        <w:pStyle w:val="ListeParagraf"/>
+        <w:bidi/>
+        <w:spacing w:after="80"/>
+        <w:ind w:left="0" w:right="709"/>
+        <w:jc w:val="both"/>
+      </w:pPr>
+    </w:p>
+    <w:p>
+      <w:pPr>
+        <w:pStyle w:val="ListeParagraf"/>
+        <w:bidi/>
+        <w:spacing w:before="120" w:after="60"/>
+        <w:ind w:left="0" w:right="709"/>
+      </w:pPr>
+      <w:r>
+        <w:rPr>
+          <w:rFonts w:ascii="Calibri" w:hAnsi="Calibri" w:cs="Arial"/>
+          <w:b/>
+          <w:bCs/>
+          <w:rtl/>
+          <w:sz w:val="24"/>
+          <w:szCs w:val="24"/>
+        </w:rPr>
+        <w:t xml:space="preserve">6. عدم المطابقة والإجراء التصحيحي</w:t>
+      </w:r>
+    </w:p>
+    <w:p>
+      <w:pPr>
+        <w:pStyle w:val="ListeParagraf"/>
+        <w:bidi/>
+        <w:spacing w:after="80"/>
+        <w:ind w:left="0" w:right="709"/>
+        <w:jc w:val="both"/>
+      </w:pPr>
+      <w:r>
+        <w:rPr>
+          <w:rFonts w:ascii="Calibri" w:hAnsi="Calibri" w:cs="Arial"/>
+          <w:rtl/>
+          <w:sz w:val="24"/>
+          <w:szCs w:val="24"/>
+        </w:rPr>
+        <w:t xml:space="preserve">6.1. تُفتح حالة عدم مطابقة عند: شحنة ناقصة أو خاطئة، أو عدم تطابق الختم أو الوثائق، أو التحميل في مركبة غير مناسبة، أو تلف أثناء النقل، أو تفويت موعد التسليم، أو مطالبة من العميل.</w:t>
+      </w:r>
+    </w:p>
+    <w:p>
+      <w:pPr>
+        <w:pStyle w:val="ListeParagraf"/>
+        <w:bidi/>
+        <w:spacing w:after="80"/>
+        <w:ind w:left="0" w:right="709"/>
+        <w:jc w:val="both"/>
+      </w:pPr>
+      <w:r>
+        <w:rPr>
+          <w:rFonts w:ascii="Calibri" w:hAnsi="Calibri" w:cs="Arial"/>
+          <w:rtl/>
+          <w:sz w:val="24"/>
+          <w:szCs w:val="24"/>
+        </w:rPr>
+        <w:t xml:space="preserve">6.2. الإجراء الفوري: تُوقف الشحنة، أو يُبلغ وكيل الشحن والعميل إذا كانت قد أُرسلت؛ وتُفصل البضائع المتأثرة ويُبلغ ضمان الجودة في اليوم نفسه.</w:t>
+      </w:r>
+    </w:p>
+    <w:p>
+      <w:pPr>
+        <w:pStyle w:val="ListeParagraf"/>
+        <w:bidi/>
+        <w:spacing w:after="80"/>
+        <w:ind w:left="0" w:right="709"/>
+        <w:jc w:val="both"/>
+      </w:pPr>
+      <w:r>
+        <w:rPr>
+          <w:rFonts w:ascii="Calibri" w:hAnsi="Calibri" w:cs="Arial"/>
+          <w:rtl/>
+          <w:sz w:val="24"/>
+          <w:szCs w:val="24"/>
+        </w:rPr>
+        <w:t xml:space="preserve">6.3. يبدأ تحليل السبب الجذري خلال 24 ساعة؛ ويُسجل إجراء تصحيحي مع المسؤول والموعد النهائي في سجل DOP/CAPA.</w:t>
+      </w:r>
+    </w:p>
+    <w:p>
+      <w:pPr>
+        <w:pStyle w:val="ListeParagraf"/>
+        <w:bidi/>
+        <w:spacing w:after="80"/>
+        <w:ind w:left="0" w:right="709"/>
+        <w:jc w:val="both"/>
+      </w:pPr>
+      <w:r>
+        <w:rPr>
+          <w:rFonts w:ascii="Calibri" w:hAnsi="Calibri" w:cs="Arial"/>
+          <w:rtl/>
+          <w:sz w:val="24"/>
+          <w:szCs w:val="24"/>
+        </w:rPr>
+        <w:t xml:space="preserve">6.4. لا يُغلق الإجراء إلا بعد التحقق من فعاليته في شحنات متتالية وإرفاق الدليل.</w:t>
+      </w:r>
+    </w:p>
+    <w:p>
+      <w:pPr>
+        <w:pStyle w:val="ListeParagraf"/>
+        <w:bidi/>
+        <w:spacing w:after="80"/>
+        <w:ind w:left="0" w:right="709"/>
+        <w:jc w:val="both"/>
+      </w:pPr>
+    </w:p>
+    <w:p>
+      <w:pPr>
+        <w:pStyle w:val="ListeParagraf"/>
+        <w:bidi/>
+        <w:spacing w:before="120" w:after="60"/>
+        <w:ind w:left="0" w:right="709"/>
+      </w:pPr>
+      <w:r>
+        <w:rPr>
+          <w:rFonts w:ascii="Calibri" w:hAnsi="Calibri" w:cs="Arial"/>
+          <w:b/>
+          <w:bCs/>
+          <w:rtl/>
+          <w:sz w:val="24"/>
+          <w:szCs w:val="24"/>
+        </w:rPr>
+        <w:t xml:space="preserve">7. سجل ما بعد الشحن والتتبع</w:t>
+      </w:r>
+    </w:p>
+    <w:p>
+      <w:pPr>
+        <w:pStyle w:val="ListeParagraf"/>
+        <w:bidi/>
+        <w:spacing w:after="80"/>
+        <w:ind w:left="0" w:right="709"/>
+        <w:jc w:val="both"/>
+      </w:pPr>
+      <w:r>
+        <w:rPr>
+          <w:rFonts w:ascii="Calibri" w:hAnsi="Calibri" w:cs="Arial"/>
+          <w:rtl/>
+          <w:sz w:val="24"/>
+          <w:szCs w:val="24"/>
+        </w:rPr>
+        <w:t xml:space="preserve">7.1. بعد كل شحنة تُدخل الطلبية والدفعة والتشغيلة وعدد الكراتين ورقم المركبة أو الحاوية ورقم الختم والتاريخ في سجل التتبع (EMS.QA.PRO.02.08.).</w:t>
+      </w:r>
+    </w:p>
+    <w:p>
+      <w:pPr>
+        <w:pStyle w:val="ListeParagraf"/>
+        <w:bidi/>
+        <w:spacing w:after="80"/>
+        <w:ind w:left="0" w:right="709"/>
+        <w:jc w:val="both"/>
+      </w:pPr>
+      <w:r>
+        <w:rPr>
+          <w:rFonts w:ascii="Calibri" w:hAnsi="Calibri" w:cs="Arial"/>
+          <w:rtl/>
+          <w:sz w:val="24"/>
+          <w:szCs w:val="24"/>
+        </w:rPr>
+        <w:t xml:space="preserve">7.2. تُؤرشف صور الشحن ومذكرات التسليم الموقعة والوثائق الجمركية للمدة التي يتطلبها القانون وعقود العملاء.</w:t>
+      </w:r>
+    </w:p>
+    <w:p>
+      <w:pPr>
+        <w:pStyle w:val="ListeParagraf"/>
+        <w:bidi/>
+        <w:spacing w:after="80"/>
+        <w:ind w:left="0" w:right="709"/>
+        <w:jc w:val="both"/>
+      </w:pPr>
+    </w:p>
+    <w:p>
+      <w:pPr>
+        <w:pStyle w:val="ListeParagraf"/>
+        <w:bidi/>
+        <w:spacing w:before="120" w:after="60"/>
+        <w:ind w:left="0" w:right="709"/>
+      </w:pPr>
+      <w:r>
+        <w:rPr>
+          <w:rFonts w:ascii="Calibri" w:hAnsi="Calibri" w:cs="Arial"/>
+          <w:b/>
+          <w:bCs/>
+          <w:rtl/>
+          <w:sz w:val="24"/>
+          <w:szCs w:val="24"/>
+        </w:rPr>
+        <w:t xml:space="preserve">8. الوثائق والسجلات ذات الصلة</w:t>
+      </w:r>
+    </w:p>
+    <w:p>
+      <w:pPr>
+        <w:pStyle w:val="ListeParagraf"/>
+        <w:numPr>
+          <w:ilvl w:val="0"/>
+          <w:numId w:val="1"/>
+        </w:numPr>
+        <w:bidi/>
+        <w:spacing w:after="60"/>
+        <w:jc w:val="both"/>
+      </w:pPr>
+      <w:r>
+        <w:rPr>
+          <w:rFonts w:ascii="Calibri" w:hAnsi="Calibri" w:cs="Arial"/>
+          <w:rtl/>
+          <w:sz w:val="24"/>
+          <w:szCs w:val="24"/>
+        </w:rPr>
+        <w:t xml:space="preserve">PRS-SEV-01 إجراء الشحن (نظام الجودة QMS)</w:t>
+      </w:r>
+    </w:p>
+    <w:p>
+      <w:pPr>
+        <w:pStyle w:val="ListeParagraf"/>
+        <w:numPr>
+          <w:ilvl w:val="0"/>
+          <w:numId w:val="1"/>
+        </w:numPr>
+        <w:bidi/>
+        <w:spacing w:after="60"/>
+        <w:jc w:val="both"/>
+      </w:pPr>
+      <w:r>
+        <w:rPr>
+          <w:rFonts w:ascii="Calibri" w:hAnsi="Calibri" w:cs="Arial"/>
+          <w:rtl/>
+          <w:sz w:val="24"/>
+          <w:szCs w:val="24"/>
+        </w:rPr>
+        <w:t xml:space="preserve">TLM-SEV-01 تعليمات نظافة المركبة وفحص التحميل، وTLM-SEV-02 مذكرة التسليم وقائمة التعبئة وتركيب الأختام، وTLM-SEV-03 تسجيل الطلبية والدفعة والتشغيلة (QMS)</w:t>
+      </w:r>
+    </w:p>
+    <w:p>
+      <w:pPr>
+        <w:pStyle w:val="ListeParagraf"/>
+        <w:numPr>
+          <w:ilvl w:val="0"/>
+          <w:numId w:val="1"/>
+        </w:numPr>
+        <w:bidi/>
+        <w:spacing w:after="60"/>
+        <w:jc w:val="both"/>
+      </w:pPr>
+      <w:r>
+        <w:rPr>
+          <w:rFonts w:ascii="Calibri" w:hAnsi="Calibri" w:cs="Arial"/>
+          <w:rtl/>
+          <w:sz w:val="24"/>
+          <w:szCs w:val="24"/>
+        </w:rPr>
+        <w:t xml:space="preserve">FRM-SEV-01 نموذج فحص التحميل، وFRM-SEV-02 نموذج الإفراج عن الشحنة، وFRM-SEV-03 سجل التتبع (QMS)</w:t>
+      </w:r>
+    </w:p>
+    <w:p>
+      <w:pPr>
+        <w:pStyle w:val="ListeParagraf"/>
+        <w:numPr>
+          <w:ilvl w:val="0"/>
+          <w:numId w:val="1"/>
+        </w:numPr>
+        <w:bidi/>
+        <w:spacing w:after="60"/>
+        <w:jc w:val="both"/>
+      </w:pPr>
+      <w:r>
+        <w:rPr>
+          <w:rFonts w:ascii="Calibri" w:hAnsi="Calibri" w:cs="Arial"/>
+          <w:rtl/>
+          <w:sz w:val="24"/>
+          <w:szCs w:val="24"/>
+        </w:rPr>
+        <w:t xml:space="preserve">خطة الشحن وقوائم التعبئة وخطط التحميل</w:t>
+      </w:r>
+    </w:p>
+    <w:p>
+      <w:pPr>
+        <w:pStyle w:val="ListeParagraf"/>
+        <w:numPr>
+          <w:ilvl w:val="0"/>
+          <w:numId w:val="1"/>
+        </w:numPr>
+        <w:bidi/>
+        <w:spacing w:after="60"/>
+        <w:jc w:val="both"/>
+      </w:pPr>
+      <w:r>
+        <w:rPr>
+          <w:rFonts w:ascii="Calibri" w:hAnsi="Calibri" w:cs="Arial"/>
+          <w:rtl/>
+          <w:sz w:val="24"/>
+          <w:szCs w:val="24"/>
+        </w:rPr>
+        <w:t xml:space="preserve">الإفراج عن الشحنة وتقارير الفحص النهائي</w:t>
+      </w:r>
+    </w:p>
+    <w:p>
+      <w:pPr>
+        <w:pStyle w:val="ListeParagraf"/>
+        <w:numPr>
+          <w:ilvl w:val="0"/>
+          <w:numId w:val="1"/>
+        </w:numPr>
+        <w:bidi/>
+        <w:spacing w:after="60"/>
+        <w:jc w:val="both"/>
+      </w:pPr>
+      <w:r>
+        <w:rPr>
+          <w:rFonts w:ascii="Calibri" w:hAnsi="Calibri" w:cs="Arial"/>
+          <w:rtl/>
+          <w:sz w:val="24"/>
+          <w:szCs w:val="24"/>
+        </w:rPr>
+        <w:t xml:space="preserve">قوائم فحص الحاويات / الشاحنات وسجلات الأختام</w:t>
+      </w:r>
+    </w:p>
+    <w:p>
+      <w:pPr>
+        <w:pStyle w:val="ListeParagraf"/>
+        <w:numPr>
+          <w:ilvl w:val="0"/>
+          <w:numId w:val="1"/>
+        </w:numPr>
+        <w:bidi/>
+        <w:spacing w:after="60"/>
+        <w:jc w:val="both"/>
+      </w:pPr>
+      <w:r>
+        <w:rPr>
+          <w:rFonts w:ascii="Calibri" w:hAnsi="Calibri" w:cs="Arial"/>
+          <w:rtl/>
+          <w:sz w:val="24"/>
+          <w:szCs w:val="24"/>
+        </w:rPr>
+        <w:t xml:space="preserve">EMS.İD.PRO.03.05. إجراء أمن تحميل الحاويات والشاحنات</w:t>
+      </w:r>
+    </w:p>
+    <w:p>
+      <w:pPr>
+        <w:pStyle w:val="ListeParagraf"/>
+        <w:numPr>
+          <w:ilvl w:val="0"/>
+          <w:numId w:val="1"/>
+        </w:numPr>
+        <w:bidi/>
+        <w:spacing w:after="60"/>
+        <w:jc w:val="both"/>
+      </w:pPr>
+      <w:r>
+        <w:rPr>
+          <w:rFonts w:ascii="Calibri" w:hAnsi="Calibri" w:cs="Arial"/>
+          <w:rtl/>
+          <w:sz w:val="24"/>
+          <w:szCs w:val="24"/>
+        </w:rPr>
+        <w:t xml:space="preserve">EMS.İD.TL.03.01. تعليمات الفحص ذي النقاط السبع للحاوية</w:t>
+      </w:r>
+    </w:p>
+    <w:p>
+      <w:pPr>
+        <w:pStyle w:val="ListeParagraf"/>
+        <w:numPr>
+          <w:ilvl w:val="0"/>
+          <w:numId w:val="1"/>
+        </w:numPr>
+        <w:bidi/>
+        <w:spacing w:after="60"/>
+        <w:jc w:val="both"/>
+      </w:pPr>
+      <w:r>
+        <w:rPr>
+          <w:rFonts w:ascii="Calibri" w:hAnsi="Calibri" w:cs="Arial"/>
+          <w:rtl/>
+          <w:sz w:val="24"/>
+          <w:szCs w:val="24"/>
+        </w:rPr>
+        <w:t xml:space="preserve">EMS.QA.PRO.02.04. إجراء إدارة الأختام</w:t>
+      </w:r>
+    </w:p>
+    <w:p>
+      <w:pPr>
+        <w:pStyle w:val="ListeParagraf"/>
+        <w:numPr>
+          <w:ilvl w:val="0"/>
+          <w:numId w:val="1"/>
+        </w:numPr>
+        <w:bidi/>
+        <w:spacing w:after="60"/>
+        <w:jc w:val="both"/>
+      </w:pPr>
+      <w:r>
+        <w:rPr>
+          <w:rFonts w:ascii="Calibri" w:hAnsi="Calibri" w:cs="Arial"/>
+          <w:rtl/>
+          <w:sz w:val="24"/>
+          <w:szCs w:val="24"/>
+        </w:rPr>
+        <w:t xml:space="preserve">EMS.QA.PRO.02.05. إجراء جهاز كشف المعادن</w:t>
+      </w:r>
+    </w:p>
+    <w:p>
+      <w:pPr>
+        <w:pStyle w:val="ListeParagraf"/>
+        <w:numPr>
+          <w:ilvl w:val="0"/>
+          <w:numId w:val="1"/>
+        </w:numPr>
+        <w:bidi/>
+        <w:spacing w:after="60"/>
+        <w:jc w:val="both"/>
+      </w:pPr>
+      <w:r>
+        <w:rPr>
+          <w:rFonts w:ascii="Calibri" w:hAnsi="Calibri" w:cs="Arial"/>
+          <w:rtl/>
+          <w:sz w:val="24"/>
+          <w:szCs w:val="24"/>
+        </w:rPr>
+        <w:t xml:space="preserve">EMS.QA.PRO.02.08. إجراء التتبع واستدعاء المنتج</w:t>
+      </w:r>
+    </w:p>
+    <w:p>
+      <w:pPr>
+        <w:pStyle w:val="ListeParagraf"/>
+        <w:numPr>
+          <w:ilvl w:val="0"/>
+          <w:numId w:val="1"/>
+        </w:numPr>
+        <w:bidi/>
+        <w:spacing w:after="60"/>
+        <w:jc w:val="both"/>
+      </w:pPr>
+      <w:r>
+        <w:rPr>
+          <w:rFonts w:ascii="Calibri" w:hAnsi="Calibri" w:cs="Arial"/>
+          <w:rtl/>
+          <w:sz w:val="24"/>
+          <w:szCs w:val="24"/>
+        </w:rPr>
+        <w:t xml:space="preserve">EMS.QA.PRO.02.09. إجراء فحص الجودة (الاستلام وأثناء الإنتاج والفحص النهائي AQL)</w:t>
+      </w:r>
+    </w:p>
+    <w:p>
+      <w:pPr>
+        <w:pStyle w:val="ListeParagraf"/>
+        <w:numPr>
+          <w:ilvl w:val="0"/>
+          <w:numId w:val="1"/>
+        </w:numPr>
+        <w:bidi/>
+        <w:spacing w:after="60"/>
+        <w:jc w:val="both"/>
+      </w:pPr>
+      <w:r>
+        <w:rPr>
+          <w:rFonts w:ascii="Calibri" w:hAnsi="Calibri" w:cs="Arial"/>
+          <w:rtl/>
+          <w:sz w:val="24"/>
+          <w:szCs w:val="24"/>
+        </w:rPr>
+        <w:t xml:space="preserve">EMS.QA.PRO.02.10. إجراء معالجة شكاوى العملاء</w:t>
+      </w:r>
+    </w:p>
+    <w:p>
+      <w:pPr>
+        <w:pStyle w:val="ListeParagraf"/>
+        <w:numPr>
+          <w:ilvl w:val="0"/>
+          <w:numId w:val="1"/>
+        </w:numPr>
+        <w:bidi/>
+        <w:spacing w:after="60"/>
+        <w:jc w:val="both"/>
+      </w:pPr>
+      <w:r>
+        <w:rPr>
+          <w:rFonts w:ascii="Calibri" w:hAnsi="Calibri" w:cs="Arial"/>
+          <w:rtl/>
+          <w:sz w:val="24"/>
+          <w:szCs w:val="24"/>
+        </w:rPr>
+        <w:t xml:space="preserve">EMS.DP.PRO.08.01. إجراء استلام المواد وتخزينها</w:t>
+      </w:r>
+    </w:p>
+    <w:p>
+      <w:pPr>
+        <w:pStyle w:val="ListeParagraf"/>
+        <w:numPr>
+          <w:ilvl w:val="0"/>
+          <w:numId w:val="1"/>
+        </w:numPr>
+        <w:bidi/>
+        <w:spacing w:after="60"/>
+        <w:jc w:val="both"/>
+      </w:pPr>
+      <w:r>
+        <w:rPr>
+          <w:rFonts w:ascii="Calibri" w:hAnsi="Calibri" w:cs="Arial"/>
+          <w:rtl/>
+          <w:sz w:val="24"/>
+          <w:szCs w:val="24"/>
+        </w:rPr>
+        <w:t xml:space="preserve">EMS.DP.TL.08.03. تعليمات مستودع المنتجات النهائية</w:t>
+      </w:r>
+    </w:p>
+    <w:p>
+      <w:pPr>
+        <w:pStyle w:val="ListeParagraf"/>
+        <w:numPr>
+          <w:ilvl w:val="0"/>
+          <w:numId w:val="1"/>
+        </w:numPr>
+        <w:bidi/>
+        <w:spacing w:after="60"/>
+        <w:jc w:val="both"/>
+      </w:pPr>
+      <w:r>
+        <w:rPr>
+          <w:rFonts w:ascii="Calibri" w:hAnsi="Calibri" w:cs="Arial"/>
+          <w:rtl/>
+          <w:sz w:val="24"/>
+          <w:szCs w:val="24"/>
+        </w:rPr>
+        <w:t xml:space="preserve">EMS.DP.TL.08.04. تعليمات ترقيم الكراتين ووسمها وقائمة التعبئة</w:t>
+      </w:r>
+    </w:p>
+    <w:p>
+      <w:pPr>
+        <w:pStyle w:val="ListeParagraf"/>
+        <w:numPr>
+          <w:ilvl w:val="0"/>
+          <w:numId w:val="1"/>
+        </w:numPr>
+        <w:bidi/>
+        <w:spacing w:after="60"/>
+        <w:jc w:val="both"/>
+      </w:pPr>
+      <w:r>
+        <w:rPr>
+          <w:rFonts w:ascii="Calibri" w:hAnsi="Calibri" w:cs="Arial"/>
+          <w:rtl/>
+          <w:sz w:val="24"/>
+          <w:szCs w:val="24"/>
+        </w:rPr>
+        <w:t xml:space="preserve">EMS.GR.PRO.14.02. إجراء شهادة المعاملة والوسم</w:t>
+      </w:r>
+    </w:p>
+    <w:p>
+      <w:pPr>
+        <w:pStyle w:val="ListeParagraf"/>
+        <w:bidi/>
+        <w:spacing w:after="80"/>
+        <w:ind w:left="0" w:right="709"/>
+        <w:jc w:val="both"/>
+      </w:pPr>
+    </w:p>
+    <w:p>
+      <w:pPr>
+        <w:pStyle w:val="ListeParagraf"/>
+        <w:bidi/>
+        <w:spacing w:before="120" w:after="60"/>
+        <w:ind w:left="0" w:right="709"/>
+      </w:pPr>
+      <w:r>
+        <w:rPr>
+          <w:rFonts w:ascii="Calibri" w:hAnsi="Calibri" w:cs="Arial"/>
+          <w:b/>
+          <w:bCs/>
+          <w:rtl/>
+          <w:sz w:val="24"/>
+          <w:szCs w:val="24"/>
+        </w:rPr>
+        <w:t xml:space="preserve">9. التغذية الراجعة والمتابعة</w:t>
+      </w:r>
+    </w:p>
+    <w:p>
+      <w:pPr>
+        <w:pStyle w:val="ListeParagraf"/>
+        <w:bidi/>
+        <w:spacing w:after="80"/>
+        <w:ind w:left="0" w:right="709"/>
+        <w:jc w:val="both"/>
+      </w:pPr>
+      <w:r>
+        <w:rPr>
+          <w:rFonts w:ascii="Calibri" w:hAnsi="Calibri" w:cs="Arial"/>
+          <w:rtl/>
+          <w:sz w:val="24"/>
+          <w:szCs w:val="24"/>
+        </w:rPr>
         <w:t xml:space="preserve">يُراجع هذا الإجراء سنويًا من قبل مدير المخازن والخدمات اللوجستية. وتُقيّم ملاحظات العملاء وأخطاء الشحن ونتائج تدقيق الأمن، ويُعدل الإجراء عند الحاجة.</w:t>
       </w:r>
     </w:p>
-    <w:p/>
     <w:p>
       <w:pPr>
         <w:pStyle w:val="ListeParagraf"/>
@@ -3555,6 +5002,23 @@
     </w:tbl>
     <w:p>
       <w:pPr>
+        <w:pStyle w:val="ListeParagraf"/>
+        <w:spacing w:before="160" w:after="0"/>
+        <w:ind w:left="709"/>
+      </w:pPr>
+      <w:r>
+        <w:rPr>
+          <w:rFonts w:ascii="Calibri" w:hAnsi="Calibri" w:cs="Calibri"/>
+          <w:b/>
+          <w:bCs/>
+          <w:sz w:val="20"/>
+          <w:szCs w:val="20"/>
+        </w:rPr>
+        <w:t xml:space="preserve">Hazırlayan: Depo Müdürü  ..........................    Kalite Müdürü: ..........................</w:t>
+      </w:r>
+    </w:p>
+    <w:p>
+      <w:pPr>
         <w:tabs>
           <w:tab w:val="left" w:pos="851"/>
         </w:tabs>
@@ -4099,7 +5563,7 @@
               <w:sz w:val="16"/>
               <w:szCs w:val="16"/>
             </w:rPr>
-            <w:t>0</w:t>
+            <w:t>1</w:t>
           </w:r>
         </w:p>
         <w:p>
@@ -4118,7 +5582,7 @@
               <w:sz w:val="16"/>
               <w:szCs w:val="16"/>
             </w:rPr>
-            <w:t>… / … / …</w:t>
+            <w:t>14.10.2026</w:t>
           </w:r>
         </w:p>
       </w:tc>

--- a/prosedurler/EMS.DP.PRO.08.02. Shipment and Dispatch Procedure.docx
+++ b/prosedurler/EMS.DP.PRO.08.02. Shipment and Dispatch Procedure.docx
@@ -5014,7 +5014,41 @@
           <w:sz w:val="20"/>
           <w:szCs w:val="20"/>
         </w:rPr>
-        <w:t xml:space="preserve">Hazırlayan: Depo Müdürü  ..........................    Kalite Müdürü: ..........................</w:t>
+        <w:t xml:space="preserve">Hazırlayan: Depo Müdürü  ..........................</w:t>
+      </w:r>
+    </w:p>
+    <w:p>
+      <w:pPr>
+        <w:pStyle w:val="ListeParagraf"/>
+        <w:spacing w:before="40" w:after="0"/>
+        <w:ind w:left="709"/>
+      </w:pPr>
+      <w:r>
+        <w:rPr>
+          <w:rFonts w:ascii="Calibri" w:hAnsi="Calibri" w:cs="Calibri"/>
+          <w:b/>
+          <w:bCs/>
+          <w:sz w:val="20"/>
+          <w:szCs w:val="20"/>
+        </w:rPr>
+        <w:t xml:space="preserve">Kontrol: Fabrika Müdürü  ..........................</w:t>
+      </w:r>
+    </w:p>
+    <w:p>
+      <w:pPr>
+        <w:pStyle w:val="ListeParagraf"/>
+        <w:spacing w:before="40" w:after="0"/>
+        <w:ind w:left="709"/>
+      </w:pPr>
+      <w:r>
+        <w:rPr>
+          <w:rFonts w:ascii="Calibri" w:hAnsi="Calibri" w:cs="Calibri"/>
+          <w:b/>
+          <w:bCs/>
+          <w:sz w:val="20"/>
+          <w:szCs w:val="20"/>
+        </w:rPr>
+        <w:t xml:space="preserve">Kalite Müdürü: ..........................    Fabrika Müdürü: ..........................</w:t>
       </w:r>
     </w:p>
     <w:p>

--- a/prosedurler/EMS.DP.PRO.08.02. Shipment and Dispatch Procedure.docx
+++ b/prosedurler/EMS.DP.PRO.08.02. Shipment and Dispatch Procedure.docx
@@ -1448,7 +1448,7 @@
           <w:sz w:val="24"/>
           <w:szCs w:val="24"/>
         </w:rPr>
-        <w:t xml:space="preserve">PRS-SEV-01 Shipping Procedure (QMS)</w:t>
+        <w:t xml:space="preserve">EMS.DP.PRO.08.02 Shipping Procedure (QMS)</w:t>
       </w:r>
     </w:p>
     <w:p>
@@ -1467,7 +1467,7 @@
           <w:sz w:val="24"/>
           <w:szCs w:val="24"/>
         </w:rPr>
-        <w:t xml:space="preserve">TLM-SEV-01 Vehicle cleanliness and loading check, TLM-SEV-02 Delivery note, packing list and sealing, TLM-SEV-03 Order-batch-lot record (QMS)</w:t>
+        <w:t xml:space="preserve">EMS.İD.TL.03.01 Vehicle cleanliness and loading check, EMS.DP.TL.08.04 Delivery note, packing list and sealing, EMS.DP.TL.08.04 Order-batch-lot record (QMS)</w:t>
       </w:r>
     </w:p>
     <w:p>
@@ -1486,7 +1486,7 @@
           <w:sz w:val="24"/>
           <w:szCs w:val="24"/>
         </w:rPr>
-        <w:t xml:space="preserve">FRM-SEV-01 Loading Check Form, FRM-SEV-02 Shipping Release Form, FRM-SEV-03 Traceability Record (QMS)</w:t>
+        <w:t xml:space="preserve">EMS.DP.FRM.08.04 Loading Check Form, EMS.DP.FRM.08.05 Shipping Release Form, EMS.DP.FRM.08.06 Traceability Record (QMS)</w:t>
       </w:r>
     </w:p>
     <w:p>
@@ -3420,7 +3420,7 @@
           <w:sz w:val="24"/>
           <w:szCs w:val="24"/>
         </w:rPr>
-        <w:t xml:space="preserve">PRS-SEV-01 إجراء الشحن (نظام الجودة QMS)</w:t>
+        <w:t xml:space="preserve">EMS.DP.PRO.08.02 إجراء الشحن (نظام الجودة QMS)</w:t>
       </w:r>
     </w:p>
     <w:p>
@@ -3441,7 +3441,7 @@
           <w:sz w:val="24"/>
           <w:szCs w:val="24"/>
         </w:rPr>
-        <w:t xml:space="preserve">TLM-SEV-01 تعليمات نظافة المركبة وفحص التحميل، وTLM-SEV-02 مذكرة التسليم وقائمة التعبئة وتركيب الأختام، وTLM-SEV-03 تسجيل الطلبية والدفعة والتشغيلة (QMS)</w:t>
+        <w:t xml:space="preserve">EMS.İD.TL.03.01 تعليمات نظافة المركبة وفحص التحميل، وTLM-SEV-02 مذكرة التسليم وقائمة التعبئة وتركيب الأختام، وTLM-SEV-03 تسجيل الطلبية والدفعة والتشغيلة (QMS)</w:t>
       </w:r>
     </w:p>
     <w:p>
@@ -3462,7 +3462,7 @@
           <w:sz w:val="24"/>
           <w:szCs w:val="24"/>
         </w:rPr>
-        <w:t xml:space="preserve">FRM-SEV-01 نموذج فحص التحميل، وFRM-SEV-02 نموذج الإفراج عن الشحنة، وFRM-SEV-03 سجل التتبع (QMS)</w:t>
+        <w:t xml:space="preserve">EMS.DP.FRM.08.04 نموذج فحص التحميل، وFRM-SEV-02 نموذج الإفراج عن الشحنة، وFRM-SEV-03 سجل التتبع (QMS)</w:t>
       </w:r>
     </w:p>
     <w:p>

--- a/prosedurler/EMS.DP.PRO.08.02. Shipment and Dispatch Procedure.docx
+++ b/prosedurler/EMS.DP.PRO.08.02. Shipment and Dispatch Procedure.docx
@@ -3441,7 +3441,7 @@
           <w:sz w:val="24"/>
           <w:szCs w:val="24"/>
         </w:rPr>
-        <w:t xml:space="preserve">EMS.İD.TL.03.01 تعليمات نظافة المركبة وفحص التحميل، وTLM-SEV-02 مذكرة التسليم وقائمة التعبئة وتركيب الأختام، وTLM-SEV-03 تسجيل الطلبية والدفعة والتشغيلة (QMS)</w:t>
+        <w:t xml:space="preserve">EMS.İD.TL.03.01 تعليمات نظافة المركبة وفحص التحميل، وEMS.DP.TL.08.04 مذكرة التسليم وقائمة التعبئة وتركيب الأختام، وEMS.DP.TL.08.04 تسجيل الطلبية والدفعة والتشغيلة (QMS)</w:t>
       </w:r>
     </w:p>
     <w:p>
@@ -3462,7 +3462,7 @@
           <w:sz w:val="24"/>
           <w:szCs w:val="24"/>
         </w:rPr>
-        <w:t xml:space="preserve">EMS.DP.FRM.08.04 نموذج فحص التحميل، وFRM-SEV-02 نموذج الإفراج عن الشحنة، وFRM-SEV-03 سجل التتبع (QMS)</w:t>
+        <w:t xml:space="preserve">EMS.DP.FRM.08.04 نموذج فحص التحميل، وEMS.DP.FRM.08.05 نموذج الإفراج عن الشحنة، وEMS.DP.FRM.08.06 سجل التتبع (QMS)</w:t>
       </w:r>
     </w:p>
     <w:p>
